--- a/Tournament_Preparation_Manual.docx
+++ b/Tournament_Preparation_Manual.docx
@@ -94,6 +94,11 @@
       </w:r>
     </w:p>
     <w:p>
+      <w:r>
+        <w:t>How to Use This Manual with the Seed Reports</w:t>
+      </w:r>
+    </w:p>
+    <w:p>
       <w:pPr>
         <w:spacing w:after="100"/>
       </w:pPr>
@@ -198,7 +203,7 @@
           <w:sz w:val="24"/>
           <w:szCs w:val="24"/>
         </w:rPr>
-        <w:t xml:space="preserve">        File 7: GM Thejkumar, M. S. (IND, 2358) — The Time-Capsule Veteran</w:t>
+        <w:t xml:space="preserve">        File 7: GM Thejkumar, M. S. (IND, 2352) — The Time-Capsule Veteran</w:t>
       </w:r>
     </w:p>
     <w:p>
@@ -247,6 +252,67 @@
         <w:pStyle w:val="Heading1"/>
       </w:pPr>
       <w:r>
+        <w:t>How to Use This Manual with the Seed Reports</w:t>
+      </w:r>
+    </w:p>
+    <w:p>
+      <w:r>
+        <w:t>Last workspace evidence refresh: June 14, 2026. This manual is now the field companion to the standalone seed report DOCX files.</w:t>
+      </w:r>
+    </w:p>
+    <w:p>
+      <w:pPr>
+        <w:pStyle w:val="ListParagraph"/>
+        <w:numPr>
+          <w:ilvl w:val="0"/>
+          <w:numId w:val="2"/>
+        </w:numPr>
+      </w:pPr>
+      <w:r>
+        <w:t>Read the seed report first for the latest evidence, classical-vs-online split, activity caveats, and per-opponent conclusion.</w:t>
+      </w:r>
+    </w:p>
+    <w:p>
+      <w:pPr>
+        <w:pStyle w:val="ListParagraph"/>
+        <w:numPr>
+          <w:ilvl w:val="0"/>
+          <w:numId w:val="2"/>
+        </w:numPr>
+      </w:pPr>
+      <w:r>
+        <w:t>Use this manual for the playable work: opening trees, drill order, transposition economy, and round-by-round execution notes.</w:t>
+      </w:r>
+    </w:p>
+    <w:p>
+      <w:pPr>
+        <w:pStyle w:val="ListParagraph"/>
+        <w:numPr>
+          <w:ilvl w:val="0"/>
+          <w:numId w:val="2"/>
+        </w:numPr>
+      </w:pPr>
+      <w:r>
+        <w:t>When a seed report demotes a target that appears in this manual, the seed report controls. In particular, do not promote online-only or speed-game evidence into a classical verdict.</w:t>
+      </w:r>
+    </w:p>
+    <w:p>
+      <w:pPr>
+        <w:pStyle w:val="ListParagraph"/>
+        <w:numPr>
+          <w:ilvl w:val="0"/>
+          <w:numId w:val="2"/>
+        </w:numPr>
+      </w:pPr>
+      <w:r>
+        <w:t>Dino's own gates are non-negotiable: repair or avoid the Dragon sequence, train Advance Caro-Kann before deploying it, and build IQP / Panov reps before relying on that family.</w:t>
+      </w:r>
+    </w:p>
+    <w:p>
+      <w:pPr>
+        <w:pStyle w:val="Heading1"/>
+      </w:pPr>
+      <w:r>
         <w:t xml:space="preserve">Part I — Field Overview &amp; Master Strategy</w:t>
       </w:r>
     </w:p>
@@ -343,12 +409,1266 @@
         <w:pStyle w:val="Heading2"/>
       </w:pPr>
       <w:r>
-        <w:t xml:space="preserve">Quick-Reference Matchup Table</w:t>
+        <w:t>Evidence Snapshot -- Seed Reports &amp; Engine Coverage</w:t>
+      </w:r>
+    </w:p>
+    <w:p>
+      <w:r>
+        <w:t>This table summarizes the companion evidence layer. It is deliberately compact: use the seed report DOCX for the full argument, then use this manual to execute the selected opening tree.</w:t>
       </w:r>
     </w:p>
     <w:tbl>
       <w:tblPr>
-        <w:tblW w:type="dxa" w:w="9360"/>
+        <w:jc w:val="left"/>
+        <w:tblLook w:firstColumn="1" w:firstRow="1" w:lastColumn="0" w:lastRow="0" w:noHBand="0" w:noVBand="1" w:val="04A0"/>
+        <w:tblW w:w="9360" w:type="dxa"/>
+        <w:tblLayout w:type="fixed"/>
+      </w:tblPr>
+      <w:tblGrid>
+        <w:gridCol w:w="1600"/>
+        <w:gridCol w:w="1950"/>
+        <w:gridCol w:w="3100"/>
+        <w:gridCol w:w="2710"/>
+      </w:tblGrid>
+      <w:tr>
+        <w:trPr>
+          <w:tblHeader w:val="true"/>
+        </w:trPr>
+        <w:tc>
+          <w:tcPr>
+            <w:tcW w:type="dxa" w:w="1600"/>
+            <w:vAlign w:val="center"/>
+            <w:shd w:fill="D9EAF7"/>
+            <w:tcMar>
+              <w:top w:w="90" w:type="dxa"/>
+              <w:start w:w="90" w:type="dxa"/>
+              <w:bottom w:w="90" w:type="dxa"/>
+              <w:end w:w="90" w:type="dxa"/>
+            </w:tcMar>
+          </w:tcPr>
+          <w:p>
+            <w:pPr>
+              <w:spacing w:after="0"/>
+              <w:jc w:val="center"/>
+            </w:pPr>
+            <w:r>
+              <w:rPr>
+                <w:sz w:val="16"/>
+              </w:rPr>
+            </w:r>
+            <w:r>
+              <w:rPr>
+                <w:b/>
+                <w:sz w:val="16"/>
+              </w:rPr>
+              <w:t>Opponent</w:t>
+            </w:r>
+          </w:p>
+        </w:tc>
+        <w:tc>
+          <w:tcPr>
+            <w:tcW w:type="dxa" w:w="1950"/>
+            <w:vAlign w:val="center"/>
+            <w:shd w:fill="D9EAF7"/>
+            <w:tcMar>
+              <w:top w:w="90" w:type="dxa"/>
+              <w:start w:w="90" w:type="dxa"/>
+              <w:bottom w:w="90" w:type="dxa"/>
+              <w:end w:w="90" w:type="dxa"/>
+            </w:tcMar>
+          </w:tcPr>
+          <w:p>
+            <w:pPr>
+              <w:spacing w:after="0"/>
+              <w:jc w:val="center"/>
+            </w:pPr>
+            <w:r>
+              <w:rPr>
+                <w:sz w:val="16"/>
+              </w:rPr>
+            </w:r>
+            <w:r>
+              <w:rPr>
+                <w:b/>
+                <w:sz w:val="16"/>
+              </w:rPr>
+              <w:t>Coverage</w:t>
+            </w:r>
+          </w:p>
+        </w:tc>
+        <w:tc>
+          <w:tcPr>
+            <w:tcW w:type="dxa" w:w="3100"/>
+            <w:vAlign w:val="center"/>
+            <w:shd w:fill="D9EAF7"/>
+            <w:tcMar>
+              <w:top w:w="90" w:type="dxa"/>
+              <w:start w:w="90" w:type="dxa"/>
+              <w:bottom w:w="90" w:type="dxa"/>
+              <w:end w:w="90" w:type="dxa"/>
+            </w:tcMar>
+          </w:tcPr>
+          <w:p>
+            <w:pPr>
+              <w:spacing w:after="0"/>
+              <w:jc w:val="center"/>
+            </w:pPr>
+            <w:r>
+              <w:rPr>
+                <w:sz w:val="16"/>
+              </w:rPr>
+            </w:r>
+            <w:r>
+              <w:rPr>
+                <w:b/>
+                <w:sz w:val="16"/>
+              </w:rPr>
+              <w:t>Use / Target</w:t>
+            </w:r>
+          </w:p>
+        </w:tc>
+        <w:tc>
+          <w:tcPr>
+            <w:tcW w:type="dxa" w:w="2710"/>
+            <w:vAlign w:val="center"/>
+            <w:shd w:fill="D9EAF7"/>
+            <w:tcMar>
+              <w:top w:w="90" w:type="dxa"/>
+              <w:start w:w="90" w:type="dxa"/>
+              <w:bottom w:w="90" w:type="dxa"/>
+              <w:end w:w="90" w:type="dxa"/>
+            </w:tcMar>
+          </w:tcPr>
+          <w:p>
+            <w:pPr>
+              <w:spacing w:after="0"/>
+              <w:jc w:val="center"/>
+            </w:pPr>
+            <w:r>
+              <w:rPr>
+                <w:sz w:val="16"/>
+              </w:rPr>
+            </w:r>
+            <w:r>
+              <w:rPr>
+                <w:b/>
+                <w:sz w:val="16"/>
+              </w:rPr>
+              <w:t>Caveat</w:t>
+            </w:r>
+          </w:p>
+        </w:tc>
+      </w:tr>
+      <w:tr>
+        <w:tc>
+          <w:tcPr>
+            <w:tcW w:type="dxa" w:w="1600"/>
+            <w:vAlign w:val="center"/>
+            <w:tcMar>
+              <w:top w:w="90" w:type="dxa"/>
+              <w:start w:w="90" w:type="dxa"/>
+              <w:bottom w:w="90" w:type="dxa"/>
+              <w:end w:w="90" w:type="dxa"/>
+            </w:tcMar>
+          </w:tcPr>
+          <w:p>
+            <w:pPr>
+              <w:spacing w:after="0"/>
+              <w:jc w:val="left"/>
+            </w:pPr>
+            <w:r>
+              <w:rPr>
+                <w:sz w:val="16"/>
+              </w:rPr>
+            </w:r>
+            <w:r>
+              <w:rPr>
+                <w:b w:val="0"/>
+                <w:sz w:val="16"/>
+              </w:rPr>
+              <w:t>GM Vignesh, N R</w:t>
+            </w:r>
+          </w:p>
+        </w:tc>
+        <w:tc>
+          <w:tcPr>
+            <w:tcW w:type="dxa" w:w="1950"/>
+            <w:vAlign w:val="center"/>
+            <w:tcMar>
+              <w:top w:w="90" w:type="dxa"/>
+              <w:start w:w="90" w:type="dxa"/>
+              <w:bottom w:w="90" w:type="dxa"/>
+              <w:end w:w="90" w:type="dxa"/>
+            </w:tcMar>
+          </w:tcPr>
+          <w:p>
+            <w:pPr>
+              <w:spacing w:after="0"/>
+              <w:jc w:val="left"/>
+            </w:pPr>
+            <w:r>
+              <w:rPr>
+                <w:sz w:val="16"/>
+              </w:rPr>
+            </w:r>
+            <w:r>
+              <w:rPr>
+                <w:b w:val="0"/>
+                <w:sz w:val="16"/>
+              </w:rPr>
+              <w:t>187 rows: 104 PGN + 83 Lichess; 104 analysed at depth 12.</w:t>
+            </w:r>
+          </w:p>
+        </w:tc>
+        <w:tc>
+          <w:tcPr>
+            <w:tcW w:type="dxa" w:w="3100"/>
+            <w:vAlign w:val="center"/>
+            <w:tcMar>
+              <w:top w:w="90" w:type="dxa"/>
+              <w:start w:w="90" w:type="dxa"/>
+              <w:bottom w:w="90" w:type="dxa"/>
+              <w:end w:w="90" w:type="dxa"/>
+            </w:tcMar>
+          </w:tcPr>
+          <w:p>
+            <w:pPr>
+              <w:spacing w:after="0"/>
+              <w:jc w:val="left"/>
+            </w:pPr>
+            <w:r>
+              <w:rPr>
+                <w:sz w:val="16"/>
+              </w:rPr>
+            </w:r>
+            <w:r>
+              <w:rPr>
+                <w:b w:val="0"/>
+                <w:sz w:val="16"/>
+              </w:rPr>
+              <w:t>Structural pressure only: Catalan/Reti or IQP/Panov if Dino has a trained route.</w:t>
+            </w:r>
+          </w:p>
+        </w:tc>
+        <w:tc>
+          <w:tcPr>
+            <w:tcW w:type="dxa" w:w="2710"/>
+            <w:vAlign w:val="center"/>
+            <w:tcMar>
+              <w:top w:w="90" w:type="dxa"/>
+              <w:start w:w="90" w:type="dxa"/>
+              <w:bottom w:w="90" w:type="dxa"/>
+              <w:end w:w="90" w:type="dxa"/>
+            </w:tcMar>
+          </w:tcPr>
+          <w:p>
+            <w:pPr>
+              <w:spacing w:after="0"/>
+              <w:jc w:val="left"/>
+            </w:pPr>
+            <w:r>
+              <w:rPr>
+                <w:sz w:val="16"/>
+              </w:rPr>
+            </w:r>
+            <w:r>
+              <w:rPr>
+                <w:b w:val="0"/>
+                <w:sz w:val="16"/>
+              </w:rPr>
+              <w:t>Opening trap and out-clock plans are low confidence; Advance Caro Tal is online blitz evidence.</w:t>
+            </w:r>
+          </w:p>
+        </w:tc>
+      </w:tr>
+      <w:tr>
+        <w:tc>
+          <w:tcPr>
+            <w:tcW w:type="dxa" w:w="1600"/>
+            <w:vAlign w:val="center"/>
+            <w:tcMar>
+              <w:top w:w="90" w:type="dxa"/>
+              <w:start w:w="90" w:type="dxa"/>
+              <w:bottom w:w="90" w:type="dxa"/>
+              <w:end w:w="90" w:type="dxa"/>
+            </w:tcMar>
+          </w:tcPr>
+          <w:p>
+            <w:pPr>
+              <w:spacing w:after="0"/>
+              <w:jc w:val="left"/>
+            </w:pPr>
+            <w:r>
+              <w:rPr>
+                <w:sz w:val="16"/>
+              </w:rPr>
+            </w:r>
+            <w:r>
+              <w:rPr>
+                <w:b w:val="0"/>
+                <w:sz w:val="16"/>
+              </w:rPr>
+              <w:t>GM Shyaam, Nikhil P</w:t>
+            </w:r>
+          </w:p>
+        </w:tc>
+        <w:tc>
+          <w:tcPr>
+            <w:tcW w:type="dxa" w:w="1950"/>
+            <w:vAlign w:val="center"/>
+            <w:tcMar>
+              <w:top w:w="90" w:type="dxa"/>
+              <w:start w:w="90" w:type="dxa"/>
+              <w:bottom w:w="90" w:type="dxa"/>
+              <w:end w:w="90" w:type="dxa"/>
+            </w:tcMar>
+          </w:tcPr>
+          <w:p>
+            <w:pPr>
+              <w:spacing w:after="0"/>
+              <w:jc w:val="left"/>
+            </w:pPr>
+            <w:r>
+              <w:rPr>
+                <w:sz w:val="16"/>
+              </w:rPr>
+            </w:r>
+            <w:r>
+              <w:rPr>
+                <w:b w:val="0"/>
+                <w:sz w:val="16"/>
+              </w:rPr>
+              <w:t>101 PGN; 101 analysed at depth 12.</w:t>
+            </w:r>
+          </w:p>
+        </w:tc>
+        <w:tc>
+          <w:tcPr>
+            <w:tcW w:type="dxa" w:w="3100"/>
+            <w:vAlign w:val="center"/>
+            <w:tcMar>
+              <w:top w:w="90" w:type="dxa"/>
+              <w:start w:w="90" w:type="dxa"/>
+              <w:bottom w:w="90" w:type="dxa"/>
+              <w:end w:w="90" w:type="dxa"/>
+            </w:tcMar>
+          </w:tcPr>
+          <w:p>
+            <w:pPr>
+              <w:spacing w:after="0"/>
+              <w:jc w:val="left"/>
+            </w:pPr>
+            <w:r>
+              <w:rPr>
+                <w:sz w:val="16"/>
+              </w:rPr>
+            </w:r>
+            <w:r>
+              <w:rPr>
+                <w:b w:val="0"/>
+                <w:sz w:val="16"/>
+              </w:rPr>
+              <w:t>With White, stay in Dino's anti-Sicilian universe and make him solve middlegame problems.</w:t>
+            </w:r>
+          </w:p>
+        </w:tc>
+        <w:tc>
+          <w:tcPr>
+            <w:tcW w:type="dxa" w:w="2710"/>
+            <w:vAlign w:val="center"/>
+            <w:tcMar>
+              <w:top w:w="90" w:type="dxa"/>
+              <w:start w:w="90" w:type="dxa"/>
+              <w:bottom w:w="90" w:type="dxa"/>
+              <w:end w:w="90" w:type="dxa"/>
+            </w:tcMar>
+          </w:tcPr>
+          <w:p>
+            <w:pPr>
+              <w:spacing w:after="0"/>
+              <w:jc w:val="left"/>
+            </w:pPr>
+            <w:r>
+              <w:rPr>
+                <w:sz w:val="16"/>
+              </w:rPr>
+            </w:r>
+            <w:r>
+              <w:rPr>
+                <w:b w:val="0"/>
+                <w:sz w:val="16"/>
+              </w:rPr>
+              <w:t>Active 2026 form means repertoire drift is possible; do not assume quiet flank lines are stale.</w:t>
+            </w:r>
+          </w:p>
+        </w:tc>
+      </w:tr>
+      <w:tr>
+        <w:tc>
+          <w:tcPr>
+            <w:tcW w:type="dxa" w:w="1600"/>
+            <w:vAlign w:val="center"/>
+            <w:tcMar>
+              <w:top w:w="90" w:type="dxa"/>
+              <w:start w:w="90" w:type="dxa"/>
+              <w:bottom w:w="90" w:type="dxa"/>
+              <w:end w:w="90" w:type="dxa"/>
+            </w:tcMar>
+          </w:tcPr>
+          <w:p>
+            <w:pPr>
+              <w:spacing w:after="0"/>
+              <w:jc w:val="left"/>
+            </w:pPr>
+            <w:r>
+              <w:rPr>
+                <w:sz w:val="16"/>
+              </w:rPr>
+            </w:r>
+            <w:r>
+              <w:rPr>
+                <w:b w:val="0"/>
+                <w:sz w:val="16"/>
+              </w:rPr>
+              <w:t>IM Morris, James</w:t>
+            </w:r>
+          </w:p>
+        </w:tc>
+        <w:tc>
+          <w:tcPr>
+            <w:tcW w:type="dxa" w:w="1950"/>
+            <w:vAlign w:val="center"/>
+            <w:tcMar>
+              <w:top w:w="90" w:type="dxa"/>
+              <w:start w:w="90" w:type="dxa"/>
+              <w:bottom w:w="90" w:type="dxa"/>
+              <w:end w:w="90" w:type="dxa"/>
+            </w:tcMar>
+          </w:tcPr>
+          <w:p>
+            <w:pPr>
+              <w:spacing w:after="0"/>
+              <w:jc w:val="left"/>
+            </w:pPr>
+            <w:r>
+              <w:rPr>
+                <w:sz w:val="16"/>
+              </w:rPr>
+            </w:r>
+            <w:r>
+              <w:rPr>
+                <w:b w:val="0"/>
+                <w:sz w:val="16"/>
+              </w:rPr>
+              <w:t>100 PGN; 100 analysed at depth 12.</w:t>
+            </w:r>
+          </w:p>
+        </w:tc>
+        <w:tc>
+          <w:tcPr>
+            <w:tcW w:type="dxa" w:w="3100"/>
+            <w:vAlign w:val="center"/>
+            <w:tcMar>
+              <w:top w:w="90" w:type="dxa"/>
+              <w:start w:w="90" w:type="dxa"/>
+              <w:bottom w:w="90" w:type="dxa"/>
+              <w:end w:w="90" w:type="dxa"/>
+            </w:tcMar>
+          </w:tcPr>
+          <w:p>
+            <w:pPr>
+              <w:spacing w:after="0"/>
+              <w:jc w:val="left"/>
+            </w:pPr>
+            <w:r>
+              <w:rPr>
+                <w:sz w:val="16"/>
+              </w:rPr>
+            </w:r>
+            <w:r>
+              <w:rPr>
+                <w:b w:val="0"/>
+                <w:sz w:val="16"/>
+              </w:rPr>
+              <w:t>Catalan/Reti squeeze or anti-Nimzowitsch work when Dino has White.</w:t>
+            </w:r>
+          </w:p>
+        </w:tc>
+        <w:tc>
+          <w:tcPr>
+            <w:tcW w:type="dxa" w:w="2710"/>
+            <w:vAlign w:val="center"/>
+            <w:tcMar>
+              <w:top w:w="90" w:type="dxa"/>
+              <w:start w:w="90" w:type="dxa"/>
+              <w:bottom w:w="90" w:type="dxa"/>
+              <w:end w:w="90" w:type="dxa"/>
+            </w:tcMar>
+          </w:tcPr>
+          <w:p>
+            <w:pPr>
+              <w:spacing w:after="0"/>
+              <w:jc w:val="left"/>
+            </w:pPr>
+            <w:r>
+              <w:rPr>
+                <w:sz w:val="16"/>
+              </w:rPr>
+            </w:r>
+            <w:r>
+              <w:rPr>
+                <w:b w:val="0"/>
+                <w:sz w:val="16"/>
+              </w:rPr>
+              <w:t>No clock edge; with Black avoid walking into Dino's Dragon leak.</w:t>
+            </w:r>
+          </w:p>
+        </w:tc>
+      </w:tr>
+      <w:tr>
+        <w:tc>
+          <w:tcPr>
+            <w:tcW w:type="dxa" w:w="1600"/>
+            <w:vAlign w:val="center"/>
+            <w:tcMar>
+              <w:top w:w="90" w:type="dxa"/>
+              <w:start w:w="90" w:type="dxa"/>
+              <w:bottom w:w="90" w:type="dxa"/>
+              <w:end w:w="90" w:type="dxa"/>
+            </w:tcMar>
+          </w:tcPr>
+          <w:p>
+            <w:pPr>
+              <w:spacing w:after="0"/>
+              <w:jc w:val="left"/>
+            </w:pPr>
+            <w:r>
+              <w:rPr>
+                <w:sz w:val="16"/>
+              </w:rPr>
+            </w:r>
+            <w:r>
+              <w:rPr>
+                <w:b w:val="0"/>
+                <w:sz w:val="16"/>
+              </w:rPr>
+              <w:t>IM Tan, Jun Ying</w:t>
+            </w:r>
+          </w:p>
+        </w:tc>
+        <w:tc>
+          <w:tcPr>
+            <w:tcW w:type="dxa" w:w="1950"/>
+            <w:vAlign w:val="center"/>
+            <w:tcMar>
+              <w:top w:w="90" w:type="dxa"/>
+              <w:start w:w="90" w:type="dxa"/>
+              <w:bottom w:w="90" w:type="dxa"/>
+              <w:end w:w="90" w:type="dxa"/>
+            </w:tcMar>
+          </w:tcPr>
+          <w:p>
+            <w:pPr>
+              <w:spacing w:after="0"/>
+              <w:jc w:val="left"/>
+            </w:pPr>
+            <w:r>
+              <w:rPr>
+                <w:sz w:val="16"/>
+              </w:rPr>
+            </w:r>
+            <w:r>
+              <w:rPr>
+                <w:b w:val="0"/>
+                <w:sz w:val="16"/>
+              </w:rPr>
+              <w:t>101 PGN; 101 analysed at depth 12.</w:t>
+            </w:r>
+          </w:p>
+        </w:tc>
+        <w:tc>
+          <w:tcPr>
+            <w:tcW w:type="dxa" w:w="3100"/>
+            <w:vAlign w:val="center"/>
+            <w:tcMar>
+              <w:top w:w="90" w:type="dxa"/>
+              <w:start w:w="90" w:type="dxa"/>
+              <w:bottom w:w="90" w:type="dxa"/>
+              <w:end w:w="90" w:type="dxa"/>
+            </w:tcMar>
+          </w:tcPr>
+          <w:p>
+            <w:pPr>
+              <w:spacing w:after="0"/>
+              <w:jc w:val="left"/>
+            </w:pPr>
+            <w:r>
+              <w:rPr>
+                <w:sz w:val="16"/>
+              </w:rPr>
+            </w:r>
+            <w:r>
+              <w:rPr>
+                <w:b w:val="0"/>
+                <w:sz w:val="16"/>
+              </w:rPr>
+              <w:t>Anti-Sicilian pressure is practical; Advance Caro is promising only if trained.</w:t>
+            </w:r>
+          </w:p>
+        </w:tc>
+        <w:tc>
+          <w:tcPr>
+            <w:tcW w:type="dxa" w:w="2710"/>
+            <w:vAlign w:val="center"/>
+            <w:tcMar>
+              <w:top w:w="90" w:type="dxa"/>
+              <w:start w:w="90" w:type="dxa"/>
+              <w:bottom w:w="90" w:type="dxa"/>
+              <w:end w:w="90" w:type="dxa"/>
+            </w:tcMar>
+          </w:tcPr>
+          <w:p>
+            <w:pPr>
+              <w:spacing w:after="0"/>
+              <w:jc w:val="left"/>
+            </w:pPr>
+            <w:r>
+              <w:rPr>
+                <w:sz w:val="16"/>
+              </w:rPr>
+            </w:r>
+            <w:r>
+              <w:rPr>
+                <w:b w:val="0"/>
+                <w:sz w:val="16"/>
+              </w:rPr>
+              <w:t>Young rising IM: treat 2404 as a floor and use fresh problems to create clock pressure.</w:t>
+            </w:r>
+          </w:p>
+        </w:tc>
+      </w:tr>
+      <w:tr>
+        <w:tc>
+          <w:tcPr>
+            <w:tcW w:type="dxa" w:w="1600"/>
+            <w:vAlign w:val="center"/>
+            <w:tcMar>
+              <w:top w:w="90" w:type="dxa"/>
+              <w:start w:w="90" w:type="dxa"/>
+              <w:bottom w:w="90" w:type="dxa"/>
+              <w:end w:w="90" w:type="dxa"/>
+            </w:tcMar>
+          </w:tcPr>
+          <w:p>
+            <w:pPr>
+              <w:spacing w:after="0"/>
+              <w:jc w:val="left"/>
+            </w:pPr>
+            <w:r>
+              <w:rPr>
+                <w:sz w:val="16"/>
+              </w:rPr>
+            </w:r>
+            <w:r>
+              <w:rPr>
+                <w:b w:val="0"/>
+                <w:sz w:val="16"/>
+              </w:rPr>
+              <w:t>IM Chan, Kim Yew</w:t>
+            </w:r>
+          </w:p>
+        </w:tc>
+        <w:tc>
+          <w:tcPr>
+            <w:tcW w:type="dxa" w:w="1950"/>
+            <w:vAlign w:val="center"/>
+            <w:tcMar>
+              <w:top w:w="90" w:type="dxa"/>
+              <w:start w:w="90" w:type="dxa"/>
+              <w:bottom w:w="90" w:type="dxa"/>
+              <w:end w:w="90" w:type="dxa"/>
+            </w:tcMar>
+          </w:tcPr>
+          <w:p>
+            <w:pPr>
+              <w:spacing w:after="0"/>
+              <w:jc w:val="left"/>
+            </w:pPr>
+            <w:r>
+              <w:rPr>
+                <w:sz w:val="16"/>
+              </w:rPr>
+            </w:r>
+            <w:r>
+              <w:rPr>
+                <w:b w:val="0"/>
+                <w:sz w:val="16"/>
+              </w:rPr>
+              <w:t>134 rows: 99 PGN + 35 Lichess; 99 analysed at depth 12.</w:t>
+            </w:r>
+          </w:p>
+        </w:tc>
+        <w:tc>
+          <w:tcPr>
+            <w:tcW w:type="dxa" w:w="3100"/>
+            <w:vAlign w:val="center"/>
+            <w:tcMar>
+              <w:top w:w="90" w:type="dxa"/>
+              <w:start w:w="90" w:type="dxa"/>
+              <w:bottom w:w="90" w:type="dxa"/>
+              <w:end w:w="90" w:type="dxa"/>
+            </w:tcMar>
+          </w:tcPr>
+          <w:p>
+            <w:pPr>
+              <w:spacing w:after="0"/>
+              <w:jc w:val="left"/>
+            </w:pPr>
+            <w:r>
+              <w:rPr>
+                <w:sz w:val="16"/>
+              </w:rPr>
+            </w:r>
+            <w:r>
+              <w:rPr>
+                <w:b w:val="0"/>
+                <w:sz w:val="16"/>
+              </w:rPr>
+              <w:t>French KIA is ready; Advance Caro is a trained project; Black should deny Catalan/Reti comfort.</w:t>
+            </w:r>
+          </w:p>
+        </w:tc>
+        <w:tc>
+          <w:tcPr>
+            <w:tcW w:type="dxa" w:w="2710"/>
+            <w:vAlign w:val="center"/>
+            <w:tcMar>
+              <w:top w:w="90" w:type="dxa"/>
+              <w:start w:w="90" w:type="dxa"/>
+              <w:bottom w:w="90" w:type="dxa"/>
+              <w:end w:w="90" w:type="dxa"/>
+            </w:tcMar>
+          </w:tcPr>
+          <w:p>
+            <w:pPr>
+              <w:spacing w:after="0"/>
+              <w:jc w:val="left"/>
+            </w:pPr>
+            <w:r>
+              <w:rPr>
+                <w:sz w:val="16"/>
+              </w:rPr>
+            </w:r>
+            <w:r>
+              <w:rPr>
+                <w:b w:val="0"/>
+                <w:sz w:val="16"/>
+              </w:rPr>
+              <w:t>Online endgame collapses overstate the classical weakness; do not expect cheap blunders.</w:t>
+            </w:r>
+          </w:p>
+        </w:tc>
+      </w:tr>
+      <w:tr>
+        <w:tc>
+          <w:tcPr>
+            <w:tcW w:type="dxa" w:w="1600"/>
+            <w:vAlign w:val="center"/>
+            <w:tcMar>
+              <w:top w:w="90" w:type="dxa"/>
+              <w:start w:w="90" w:type="dxa"/>
+              <w:bottom w:w="90" w:type="dxa"/>
+              <w:end w:w="90" w:type="dxa"/>
+            </w:tcMar>
+          </w:tcPr>
+          <w:p>
+            <w:pPr>
+              <w:spacing w:after="0"/>
+              <w:jc w:val="left"/>
+            </w:pPr>
+            <w:r>
+              <w:rPr>
+                <w:sz w:val="16"/>
+              </w:rPr>
+            </w:r>
+            <w:r>
+              <w:rPr>
+                <w:b w:val="0"/>
+                <w:sz w:val="16"/>
+              </w:rPr>
+              <w:t>IM Susilodinata, Andrean</w:t>
+            </w:r>
+          </w:p>
+        </w:tc>
+        <w:tc>
+          <w:tcPr>
+            <w:tcW w:type="dxa" w:w="1950"/>
+            <w:vAlign w:val="center"/>
+            <w:tcMar>
+              <w:top w:w="90" w:type="dxa"/>
+              <w:start w:w="90" w:type="dxa"/>
+              <w:bottom w:w="90" w:type="dxa"/>
+              <w:end w:w="90" w:type="dxa"/>
+            </w:tcMar>
+          </w:tcPr>
+          <w:p>
+            <w:pPr>
+              <w:spacing w:after="0"/>
+              <w:jc w:val="left"/>
+            </w:pPr>
+            <w:r>
+              <w:rPr>
+                <w:sz w:val="16"/>
+              </w:rPr>
+            </w:r>
+            <w:r>
+              <w:rPr>
+                <w:b w:val="0"/>
+                <w:sz w:val="16"/>
+              </w:rPr>
+              <w:t>101 PGN; 101 analysed at depth 12.</w:t>
+            </w:r>
+          </w:p>
+        </w:tc>
+        <w:tc>
+          <w:tcPr>
+            <w:tcW w:type="dxa" w:w="3100"/>
+            <w:vAlign w:val="center"/>
+            <w:tcMar>
+              <w:top w:w="90" w:type="dxa"/>
+              <w:start w:w="90" w:type="dxa"/>
+              <w:bottom w:w="90" w:type="dxa"/>
+              <w:end w:w="90" w:type="dxa"/>
+            </w:tcMar>
+          </w:tcPr>
+          <w:p>
+            <w:pPr>
+              <w:spacing w:after="0"/>
+              <w:jc w:val="left"/>
+            </w:pPr>
+            <w:r>
+              <w:rPr>
+                <w:sz w:val="16"/>
+              </w:rPr>
+            </w:r>
+            <w:r>
+              <w:rPr>
+                <w:b w:val="0"/>
+                <w:sz w:val="16"/>
+              </w:rPr>
+              <w:t>Target his Black side with Catalan/Reti or non-Tal Caro/Slav ideas only if Dino prepares the route.</w:t>
+            </w:r>
+          </w:p>
+        </w:tc>
+        <w:tc>
+          <w:tcPr>
+            <w:tcW w:type="dxa" w:w="2710"/>
+            <w:vAlign w:val="center"/>
+            <w:tcMar>
+              <w:top w:w="90" w:type="dxa"/>
+              <w:start w:w="90" w:type="dxa"/>
+              <w:bottom w:w="90" w:type="dxa"/>
+              <w:end w:w="90" w:type="dxa"/>
+            </w:tcMar>
+          </w:tcPr>
+          <w:p>
+            <w:pPr>
+              <w:spacing w:after="0"/>
+              <w:jc w:val="left"/>
+            </w:pPr>
+            <w:r>
+              <w:rPr>
+                <w:sz w:val="16"/>
+              </w:rPr>
+            </w:r>
+            <w:r>
+              <w:rPr>
+                <w:b w:val="0"/>
+                <w:sz w:val="16"/>
+              </w:rPr>
+              <w:t>Solid draw-heavy grinder; avoid his Advance Tal and do not volunteer Dino's Dragon.</w:t>
+            </w:r>
+          </w:p>
+        </w:tc>
+      </w:tr>
+      <w:tr>
+        <w:tc>
+          <w:tcPr>
+            <w:tcW w:type="dxa" w:w="1600"/>
+            <w:vAlign w:val="center"/>
+            <w:tcMar>
+              <w:top w:w="90" w:type="dxa"/>
+              <w:start w:w="90" w:type="dxa"/>
+              <w:bottom w:w="90" w:type="dxa"/>
+              <w:end w:w="90" w:type="dxa"/>
+            </w:tcMar>
+          </w:tcPr>
+          <w:p>
+            <w:pPr>
+              <w:spacing w:after="0"/>
+              <w:jc w:val="left"/>
+            </w:pPr>
+            <w:r>
+              <w:rPr>
+                <w:sz w:val="16"/>
+              </w:rPr>
+            </w:r>
+            <w:r>
+              <w:rPr>
+                <w:b w:val="0"/>
+                <w:sz w:val="16"/>
+              </w:rPr>
+              <w:t>GM Thejkumar, M. S.</w:t>
+            </w:r>
+          </w:p>
+        </w:tc>
+        <w:tc>
+          <w:tcPr>
+            <w:tcW w:type="dxa" w:w="1950"/>
+            <w:vAlign w:val="center"/>
+            <w:tcMar>
+              <w:top w:w="90" w:type="dxa"/>
+              <w:start w:w="90" w:type="dxa"/>
+              <w:bottom w:w="90" w:type="dxa"/>
+              <w:end w:w="90" w:type="dxa"/>
+            </w:tcMar>
+          </w:tcPr>
+          <w:p>
+            <w:pPr>
+              <w:spacing w:after="0"/>
+              <w:jc w:val="left"/>
+            </w:pPr>
+            <w:r>
+              <w:rPr>
+                <w:sz w:val="16"/>
+              </w:rPr>
+            </w:r>
+            <w:r>
+              <w:rPr>
+                <w:b w:val="0"/>
+                <w:sz w:val="16"/>
+              </w:rPr>
+              <w:t>102 PGN; 102 analysed at depth 12.</w:t>
+            </w:r>
+          </w:p>
+        </w:tc>
+        <w:tc>
+          <w:tcPr>
+            <w:tcW w:type="dxa" w:w="3100"/>
+            <w:vAlign w:val="center"/>
+            <w:tcMar>
+              <w:top w:w="90" w:type="dxa"/>
+              <w:start w:w="90" w:type="dxa"/>
+              <w:bottom w:w="90" w:type="dxa"/>
+              <w:end w:w="90" w:type="dxa"/>
+            </w:tcMar>
+          </w:tcPr>
+          <w:p>
+            <w:pPr>
+              <w:spacing w:after="0"/>
+              <w:jc w:val="left"/>
+            </w:pPr>
+            <w:r>
+              <w:rPr>
+                <w:sz w:val="16"/>
+              </w:rPr>
+            </w:r>
+            <w:r>
+              <w:rPr>
+                <w:b w:val="0"/>
+                <w:sz w:val="16"/>
+              </w:rPr>
+              <w:t>White game is a Caro-Kann fight; as Black, fresh unbalanced structures test inactivity.</w:t>
+            </w:r>
+          </w:p>
+        </w:tc>
+        <w:tc>
+          <w:tcPr>
+            <w:tcW w:type="dxa" w:w="2710"/>
+            <w:vAlign w:val="center"/>
+            <w:tcMar>
+              <w:top w:w="90" w:type="dxa"/>
+              <w:start w:w="90" w:type="dxa"/>
+              <w:bottom w:w="90" w:type="dxa"/>
+              <w:end w:w="90" w:type="dxa"/>
+            </w:tcMar>
+          </w:tcPr>
+          <w:p>
+            <w:pPr>
+              <w:spacing w:after="0"/>
+              <w:jc w:val="left"/>
+            </w:pPr>
+            <w:r>
+              <w:rPr>
+                <w:sz w:val="16"/>
+              </w:rPr>
+            </w:r>
+            <w:r>
+              <w:rPr>
+                <w:b w:val="0"/>
+                <w:sz w:val="16"/>
+              </w:rPr>
+              <w:t>File is pre-2024 and he is inactive; rust helps only if Dino creates real decisions.</w:t>
+            </w:r>
+          </w:p>
+        </w:tc>
+      </w:tr>
+      <w:tr>
+        <w:tc>
+          <w:tcPr>
+            <w:tcW w:type="dxa" w:w="1600"/>
+            <w:vAlign w:val="center"/>
+            <w:tcMar>
+              <w:top w:w="90" w:type="dxa"/>
+              <w:start w:w="90" w:type="dxa"/>
+              <w:bottom w:w="90" w:type="dxa"/>
+              <w:end w:w="90" w:type="dxa"/>
+            </w:tcMar>
+          </w:tcPr>
+          <w:p>
+            <w:pPr>
+              <w:spacing w:after="0"/>
+              <w:jc w:val="left"/>
+            </w:pPr>
+            <w:r>
+              <w:rPr>
+                <w:sz w:val="16"/>
+              </w:rPr>
+            </w:r>
+            <w:r>
+              <w:rPr>
+                <w:b w:val="0"/>
+                <w:sz w:val="16"/>
+              </w:rPr>
+              <w:t>FM Ang, E. J. Anderson</w:t>
+            </w:r>
+          </w:p>
+        </w:tc>
+        <w:tc>
+          <w:tcPr>
+            <w:tcW w:type="dxa" w:w="1950"/>
+            <w:vAlign w:val="center"/>
+            <w:tcMar>
+              <w:top w:w="90" w:type="dxa"/>
+              <w:start w:w="90" w:type="dxa"/>
+              <w:bottom w:w="90" w:type="dxa"/>
+              <w:end w:w="90" w:type="dxa"/>
+            </w:tcMar>
+          </w:tcPr>
+          <w:p>
+            <w:pPr>
+              <w:spacing w:after="0"/>
+              <w:jc w:val="left"/>
+            </w:pPr>
+            <w:r>
+              <w:rPr>
+                <w:sz w:val="16"/>
+              </w:rPr>
+            </w:r>
+            <w:r>
+              <w:rPr>
+                <w:b w:val="0"/>
+                <w:sz w:val="16"/>
+              </w:rPr>
+              <w:t>100 PGN; 100 analysed at depth 12.</w:t>
+            </w:r>
+          </w:p>
+        </w:tc>
+        <w:tc>
+          <w:tcPr>
+            <w:tcW w:type="dxa" w:w="3100"/>
+            <w:vAlign w:val="center"/>
+            <w:tcMar>
+              <w:top w:w="90" w:type="dxa"/>
+              <w:start w:w="90" w:type="dxa"/>
+              <w:bottom w:w="90" w:type="dxa"/>
+              <w:end w:w="90" w:type="dxa"/>
+            </w:tcMar>
+          </w:tcPr>
+          <w:p>
+            <w:pPr>
+              <w:spacing w:after="0"/>
+              <w:jc w:val="left"/>
+            </w:pPr>
+            <w:r>
+              <w:rPr>
+                <w:sz w:val="16"/>
+              </w:rPr>
+            </w:r>
+            <w:r>
+              <w:rPr>
+                <w:b w:val="0"/>
+                <w:sz w:val="16"/>
+              </w:rPr>
+              <w:t>With White, Bb5 anti-Sicilian or Center Game fits Dino; with Black, unbalance early.</w:t>
+            </w:r>
+          </w:p>
+        </w:tc>
+        <w:tc>
+          <w:tcPr>
+            <w:tcW w:type="dxa" w:w="2710"/>
+            <w:vAlign w:val="center"/>
+            <w:tcMar>
+              <w:top w:w="90" w:type="dxa"/>
+              <w:start w:w="90" w:type="dxa"/>
+              <w:bottom w:w="90" w:type="dxa"/>
+              <w:end w:w="90" w:type="dxa"/>
+            </w:tcMar>
+          </w:tcPr>
+          <w:p>
+            <w:pPr>
+              <w:spacing w:after="0"/>
+              <w:jc w:val="left"/>
+            </w:pPr>
+            <w:r>
+              <w:rPr>
+                <w:sz w:val="16"/>
+              </w:rPr>
+            </w:r>
+            <w:r>
+              <w:rPr>
+                <w:b w:val="0"/>
+                <w:sz w:val="16"/>
+              </w:rPr>
+              <w:t>Most underrated risk: 2010-born FM, improving fast. Treat 2309 as a floor.</w:t>
+            </w:r>
+          </w:p>
+        </w:tc>
+      </w:tr>
+      <w:tr>
+        <w:tc>
+          <w:tcPr>
+            <w:tcW w:type="dxa" w:w="1600"/>
+            <w:vAlign w:val="center"/>
+            <w:tcMar>
+              <w:top w:w="90" w:type="dxa"/>
+              <w:start w:w="90" w:type="dxa"/>
+              <w:bottom w:w="90" w:type="dxa"/>
+              <w:end w:w="90" w:type="dxa"/>
+            </w:tcMar>
+          </w:tcPr>
+          <w:p>
+            <w:pPr>
+              <w:spacing w:after="0"/>
+              <w:jc w:val="left"/>
+            </w:pPr>
+            <w:r>
+              <w:rPr>
+                <w:sz w:val="16"/>
+              </w:rPr>
+            </w:r>
+            <w:r>
+              <w:rPr>
+                <w:b w:val="0"/>
+                <w:sz w:val="16"/>
+              </w:rPr>
+              <w:t>FM Arlan Cabe</w:t>
+            </w:r>
+          </w:p>
+        </w:tc>
+        <w:tc>
+          <w:tcPr>
+            <w:tcW w:type="dxa" w:w="1950"/>
+            <w:vAlign w:val="center"/>
+            <w:tcMar>
+              <w:top w:w="90" w:type="dxa"/>
+              <w:start w:w="90" w:type="dxa"/>
+              <w:bottom w:w="90" w:type="dxa"/>
+              <w:end w:w="90" w:type="dxa"/>
+            </w:tcMar>
+          </w:tcPr>
+          <w:p>
+            <w:pPr>
+              <w:spacing w:after="0"/>
+              <w:jc w:val="left"/>
+            </w:pPr>
+            <w:r>
+              <w:rPr>
+                <w:sz w:val="16"/>
+              </w:rPr>
+            </w:r>
+            <w:r>
+              <w:rPr>
+                <w:b w:val="0"/>
+                <w:sz w:val="16"/>
+              </w:rPr>
+              <w:t>Combat file intentionally withheld; 0 games used for engine prep.</w:t>
+            </w:r>
+          </w:p>
+        </w:tc>
+        <w:tc>
+          <w:tcPr>
+            <w:tcW w:type="dxa" w:w="3100"/>
+            <w:vAlign w:val="center"/>
+            <w:tcMar>
+              <w:top w:w="90" w:type="dxa"/>
+              <w:start w:w="90" w:type="dxa"/>
+              <w:bottom w:w="90" w:type="dxa"/>
+              <w:end w:w="90" w:type="dxa"/>
+            </w:tcMar>
+          </w:tcPr>
+          <w:p>
+            <w:pPr>
+              <w:spacing w:after="0"/>
+              <w:jc w:val="left"/>
+            </w:pPr>
+            <w:r>
+              <w:rPr>
+                <w:sz w:val="16"/>
+              </w:rPr>
+            </w:r>
+            <w:r>
+              <w:rPr>
+                <w:b w:val="0"/>
+                <w:sz w:val="16"/>
+              </w:rPr>
+              <w:t>Mutual-information audit only: private files, no shared-analysis autopilot.</w:t>
+            </w:r>
+          </w:p>
+        </w:tc>
+        <w:tc>
+          <w:tcPr>
+            <w:tcW w:type="dxa" w:w="2710"/>
+            <w:vAlign w:val="center"/>
+            <w:tcMar>
+              <w:top w:w="90" w:type="dxa"/>
+              <w:start w:w="90" w:type="dxa"/>
+              <w:bottom w:w="90" w:type="dxa"/>
+              <w:end w:w="90" w:type="dxa"/>
+            </w:tcMar>
+          </w:tcPr>
+          <w:p>
+            <w:pPr>
+              <w:spacing w:after="0"/>
+              <w:jc w:val="left"/>
+            </w:pPr>
+            <w:r>
+              <w:rPr>
+                <w:sz w:val="16"/>
+              </w:rPr>
+            </w:r>
+            <w:r>
+              <w:rPr>
+                <w:b w:val="0"/>
+                <w:sz w:val="16"/>
+              </w:rPr>
+              <w:t>Coaching partner exception remains; no seed combat report unless explicitly requested.</w:t>
+            </w:r>
+          </w:p>
+        </w:tc>
+      </w:tr>
+    </w:tbl>
+    <w:p>
+      <w:pPr>
+        <w:pStyle w:val="Heading2"/>
+      </w:pPr>
+      <w:r>
+        <w:t xml:space="preserve">Quick-Reference Matchup Table</w:t>
+      </w:r>
+    </w:p>
+    <w:tbl>
+      <w:tblPr>
+        <w:jc w:val="left"/>
         <w:tblBorders>
           <w:top w:val="single" w:color="auto" w:sz="4"/>
           <w:left w:val="single" w:color="auto" w:sz="4"/>
@@ -357,17 +1677,22 @@
           <w:insideH w:val="single" w:color="auto" w:sz="4"/>
           <w:insideV w:val="single" w:color="auto" w:sz="4"/>
         </w:tblBorders>
+        <w:tblW w:w="9360" w:type="dxa"/>
+        <w:tblLayout w:type="fixed"/>
       </w:tblPr>
       <w:tblGrid>
-        <w:gridCol w:w="1900"/>
-        <w:gridCol w:w="700"/>
-        <w:gridCol w:w="3380"/>
-        <w:gridCol w:w="3380"/>
+        <w:gridCol w:w="1800"/>
+        <w:gridCol w:w="720"/>
+        <w:gridCol w:w="3420"/>
+        <w:gridCol w:w="3420"/>
       </w:tblGrid>
       <w:tr>
+        <w:trPr>
+          <w:tblHeader w:val="true"/>
+        </w:trPr>
         <w:tc>
           <w:tcPr>
-            <w:tcW w:type="dxa" w:w="1900"/>
+            <w:tcW w:type="dxa" w:w="1800"/>
             <w:tcBorders>
               <w:top w:val="single" w:color="BBBBBB" w:sz="1"/>
               <w:left w:val="single" w:color="BBBBBB" w:sz="1"/>
@@ -376,19 +1701,25 @@
             </w:tcBorders>
             <w:shd w:fill="1F3864" w:val="clear"/>
             <w:tcMar>
-              <w:top w:type="dxa" w:w="60"/>
+              <w:top w:type="dxa" w:w="90"/>
               <w:left w:type="dxa" w:w="100"/>
-              <w:bottom w:type="dxa" w:w="60"/>
+              <w:bottom w:type="dxa" w:w="90"/>
               <w:right w:type="dxa" w:w="100"/>
+              <w:start w:w="90" w:type="dxa"/>
+              <w:end w:w="90" w:type="dxa"/>
             </w:tcMar>
+            <w:vAlign w:val="center"/>
           </w:tcPr>
           <w:p>
+            <w:pPr>
+              <w:spacing w:after="0"/>
+            </w:pPr>
             <w:r>
               <w:rPr>
                 <w:b/>
                 <w:bCs/>
                 <w:color w:val="FFFFFF"/>
-                <w:sz w:val="18"/>
+                <w:sz w:val="17"/>
                 <w:szCs w:val="18"/>
               </w:rPr>
               <w:t xml:space="preserve">Opponent</w:t>
@@ -397,7 +1728,7 @@
         </w:tc>
         <w:tc>
           <w:tcPr>
-            <w:tcW w:type="dxa" w:w="700"/>
+            <w:tcW w:type="dxa" w:w="720"/>
             <w:tcBorders>
               <w:top w:val="single" w:color="BBBBBB" w:sz="1"/>
               <w:left w:val="single" w:color="BBBBBB" w:sz="1"/>
@@ -406,19 +1737,25 @@
             </w:tcBorders>
             <w:shd w:fill="1F3864" w:val="clear"/>
             <w:tcMar>
-              <w:top w:type="dxa" w:w="60"/>
+              <w:top w:type="dxa" w:w="90"/>
               <w:left w:type="dxa" w:w="100"/>
-              <w:bottom w:type="dxa" w:w="60"/>
+              <w:bottom w:type="dxa" w:w="90"/>
               <w:right w:type="dxa" w:w="100"/>
+              <w:start w:w="90" w:type="dxa"/>
+              <w:end w:w="90" w:type="dxa"/>
             </w:tcMar>
+            <w:vAlign w:val="center"/>
           </w:tcPr>
           <w:p>
+            <w:pPr>
+              <w:spacing w:after="0"/>
+            </w:pPr>
             <w:r>
               <w:rPr>
                 <w:b/>
                 <w:bCs/>
                 <w:color w:val="FFFFFF"/>
-                <w:sz w:val="18"/>
+                <w:sz w:val="17"/>
                 <w:szCs w:val="18"/>
               </w:rPr>
               <w:t xml:space="preserve">FIDE</w:t>
@@ -427,7 +1764,7 @@
         </w:tc>
         <w:tc>
           <w:tcPr>
-            <w:tcW w:type="dxa" w:w="3380"/>
+            <w:tcW w:type="dxa" w:w="3420"/>
             <w:tcBorders>
               <w:top w:val="single" w:color="BBBBBB" w:sz="1"/>
               <w:left w:val="single" w:color="BBBBBB" w:sz="1"/>
@@ -436,19 +1773,25 @@
             </w:tcBorders>
             <w:shd w:fill="1F3864" w:val="clear"/>
             <w:tcMar>
-              <w:top w:type="dxa" w:w="60"/>
+              <w:top w:type="dxa" w:w="90"/>
               <w:left w:type="dxa" w:w="100"/>
-              <w:bottom w:type="dxa" w:w="60"/>
+              <w:bottom w:type="dxa" w:w="90"/>
               <w:right w:type="dxa" w:w="100"/>
+              <w:start w:w="90" w:type="dxa"/>
+              <w:end w:w="90" w:type="dxa"/>
             </w:tcMar>
+            <w:vAlign w:val="center"/>
           </w:tcPr>
           <w:p>
+            <w:pPr>
+              <w:spacing w:after="0"/>
+            </w:pPr>
             <w:r>
               <w:rPr>
                 <w:b/>
                 <w:bCs/>
                 <w:color w:val="FFFFFF"/>
-                <w:sz w:val="18"/>
+                <w:sz w:val="17"/>
                 <w:szCs w:val="18"/>
               </w:rPr>
               <w:t xml:space="preserve">Dino as White</w:t>
@@ -457,7 +1800,7 @@
         </w:tc>
         <w:tc>
           <w:tcPr>
-            <w:tcW w:type="dxa" w:w="3380"/>
+            <w:tcW w:type="dxa" w:w="3420"/>
             <w:tcBorders>
               <w:top w:val="single" w:color="BBBBBB" w:sz="1"/>
               <w:left w:val="single" w:color="BBBBBB" w:sz="1"/>
@@ -466,19 +1809,25 @@
             </w:tcBorders>
             <w:shd w:fill="1F3864" w:val="clear"/>
             <w:tcMar>
-              <w:top w:type="dxa" w:w="60"/>
+              <w:top w:type="dxa" w:w="90"/>
               <w:left w:type="dxa" w:w="100"/>
-              <w:bottom w:type="dxa" w:w="60"/>
+              <w:bottom w:type="dxa" w:w="90"/>
               <w:right w:type="dxa" w:w="100"/>
+              <w:start w:w="90" w:type="dxa"/>
+              <w:end w:w="90" w:type="dxa"/>
             </w:tcMar>
+            <w:vAlign w:val="center"/>
           </w:tcPr>
           <w:p>
+            <w:pPr>
+              <w:spacing w:after="0"/>
+            </w:pPr>
             <w:r>
               <w:rPr>
                 <w:b/>
                 <w:bCs/>
                 <w:color w:val="FFFFFF"/>
-                <w:sz w:val="18"/>
+                <w:sz w:val="17"/>
                 <w:szCs w:val="18"/>
               </w:rPr>
               <w:t xml:space="preserve">Dino as Black</w:t>
@@ -489,7 +1838,7 @@
       <w:tr>
         <w:tc>
           <w:tcPr>
-            <w:tcW w:type="dxa" w:w="1900"/>
+            <w:tcW w:type="dxa" w:w="1800"/>
             <w:tcBorders>
               <w:top w:val="single" w:color="BBBBBB" w:sz="1"/>
               <w:left w:val="single" w:color="BBBBBB" w:sz="1"/>
@@ -497,27 +1846,37 @@
               <w:right w:val="single" w:color="BBBBBB" w:sz="1"/>
             </w:tcBorders>
             <w:tcMar>
-              <w:top w:type="dxa" w:w="60"/>
+              <w:top w:type="dxa" w:w="90"/>
               <w:left w:type="dxa" w:w="100"/>
-              <w:bottom w:type="dxa" w:w="60"/>
+              <w:bottom w:type="dxa" w:w="90"/>
               <w:right w:type="dxa" w:w="100"/>
+              <w:start w:w="90" w:type="dxa"/>
+              <w:end w:w="90" w:type="dxa"/>
             </w:tcMar>
+            <w:vAlign w:val="center"/>
           </w:tcPr>
           <w:p>
-            <w:r>
-              <w:rPr>
-                <w:b/>
-                <w:bCs/>
-                <w:sz w:val="18"/>
-                <w:szCs w:val="18"/>
-              </w:rPr>
-              <w:t xml:space="preserve">GM Vignesh, N R</w:t>
+            <w:pPr>
+              <w:spacing w:after="0"/>
+              <w:jc w:val="left"/>
+            </w:pPr>
+            <w:r>
+              <w:rPr>
+                <w:sz w:val="17"/>
+              </w:rPr>
+            </w:r>
+            <w:r>
+              <w:rPr>
+                <w:b w:val="0"/>
+                <w:sz w:val="17"/>
+              </w:rPr>
+              <w:t>GM Vignesh, N R</w:t>
             </w:r>
           </w:p>
         </w:tc>
         <w:tc>
           <w:tcPr>
-            <w:tcW w:type="dxa" w:w="700"/>
+            <w:tcW w:type="dxa" w:w="720"/>
             <w:tcBorders>
               <w:top w:val="single" w:color="BBBBBB" w:sz="1"/>
               <w:left w:val="single" w:color="BBBBBB" w:sz="1"/>
@@ -525,27 +1884,37 @@
               <w:right w:val="single" w:color="BBBBBB" w:sz="1"/>
             </w:tcBorders>
             <w:tcMar>
-              <w:top w:type="dxa" w:w="60"/>
+              <w:top w:type="dxa" w:w="90"/>
               <w:left w:type="dxa" w:w="100"/>
-              <w:bottom w:type="dxa" w:w="60"/>
+              <w:bottom w:type="dxa" w:w="90"/>
               <w:right w:type="dxa" w:w="100"/>
+              <w:start w:w="90" w:type="dxa"/>
+              <w:end w:w="90" w:type="dxa"/>
             </w:tcMar>
+            <w:vAlign w:val="center"/>
           </w:tcPr>
           <w:p>
-            <w:r>
-              <w:rPr>
-                <w:b w:val="false"/>
-                <w:bCs w:val="false"/>
-                <w:sz w:val="18"/>
-                <w:szCs w:val="18"/>
-              </w:rPr>
-              <w:t xml:space="preserve">2515</w:t>
+            <w:pPr>
+              <w:spacing w:after="0"/>
+              <w:jc w:val="left"/>
+            </w:pPr>
+            <w:r>
+              <w:rPr>
+                <w:sz w:val="17"/>
+              </w:rPr>
+            </w:r>
+            <w:r>
+              <w:rPr>
+                <w:b w:val="0"/>
+                <w:sz w:val="17"/>
+              </w:rPr>
+              <w:t>2515</w:t>
             </w:r>
           </w:p>
         </w:tc>
         <w:tc>
           <w:tcPr>
-            <w:tcW w:type="dxa" w:w="3380"/>
+            <w:tcW w:type="dxa" w:w="3420"/>
             <w:tcBorders>
               <w:top w:val="single" w:color="BBBBBB" w:sz="1"/>
               <w:left w:val="single" w:color="BBBBBB" w:sz="1"/>
@@ -553,27 +1922,37 @@
               <w:right w:val="single" w:color="BBBBBB" w:sz="1"/>
             </w:tcBorders>
             <w:tcMar>
-              <w:top w:type="dxa" w:w="60"/>
+              <w:top w:type="dxa" w:w="90"/>
               <w:left w:type="dxa" w:w="100"/>
-              <w:bottom w:type="dxa" w:w="60"/>
+              <w:bottom w:type="dxa" w:w="90"/>
               <w:right w:type="dxa" w:w="100"/>
+              <w:start w:w="90" w:type="dxa"/>
+              <w:end w:w="90" w:type="dxa"/>
             </w:tcMar>
+            <w:vAlign w:val="center"/>
           </w:tcPr>
           <w:p>
-            <w:r>
-              <w:rPr>
-                <w:b w:val="false"/>
-                <w:bCs w:val="false"/>
-                <w:sz w:val="18"/>
-                <w:szCs w:val="18"/>
-              </w:rPr>
-              <w:t xml:space="preserve">1.Nf3 double-fianchetto Réti / Nimzowitsch-Larsen squeeze</w:t>
+            <w:pPr>
+              <w:spacing w:after="0"/>
+              <w:jc w:val="left"/>
+            </w:pPr>
+            <w:r>
+              <w:rPr>
+                <w:sz w:val="17"/>
+              </w:rPr>
+            </w:r>
+            <w:r>
+              <w:rPr>
+                <w:b w:val="0"/>
+                <w:sz w:val="17"/>
+              </w:rPr>
+              <w:t>No cheap trap: prepare a trained route into Catalan/Reti or IQP pressure; keep 1.Nf3 only if the tabiya is real prep.</w:t>
             </w:r>
           </w:p>
         </w:tc>
         <w:tc>
           <w:tcPr>
-            <w:tcW w:type="dxa" w:w="3380"/>
+            <w:tcW w:type="dxa" w:w="3420"/>
             <w:tcBorders>
               <w:top w:val="single" w:color="BBBBBB" w:sz="1"/>
               <w:left w:val="single" w:color="BBBBBB" w:sz="1"/>
@@ -581,21 +1960,31 @@
               <w:right w:val="single" w:color="BBBBBB" w:sz="1"/>
             </w:tcBorders>
             <w:tcMar>
-              <w:top w:type="dxa" w:w="60"/>
+              <w:top w:type="dxa" w:w="90"/>
               <w:left w:type="dxa" w:w="100"/>
-              <w:bottom w:type="dxa" w:w="60"/>
+              <w:bottom w:type="dxa" w:w="90"/>
               <w:right w:type="dxa" w:w="100"/>
+              <w:start w:w="90" w:type="dxa"/>
+              <w:end w:w="90" w:type="dxa"/>
             </w:tcMar>
+            <w:vAlign w:val="center"/>
           </w:tcPr>
           <w:p>
-            <w:r>
-              <w:rPr>
-                <w:b w:val="false"/>
-                <w:bCs w:val="false"/>
-                <w:sz w:val="18"/>
-                <w:szCs w:val="18"/>
-              </w:rPr>
-              <w:t xml:space="preserve">Najdorf English-Attack deviation (11...b4!) or Taimanov/Kan hybrid</w:t>
+            <w:pPr>
+              <w:spacing w:after="0"/>
+              <w:jc w:val="left"/>
+            </w:pPr>
+            <w:r>
+              <w:rPr>
+                <w:sz w:val="17"/>
+              </w:rPr>
+            </w:r>
+            <w:r>
+              <w:rPr>
+                <w:b w:val="0"/>
+                <w:sz w:val="17"/>
+              </w:rPr>
+              <w:t>Anti-Sicilian readiness first; do not rely on out-clocking him.</w:t>
             </w:r>
           </w:p>
         </w:tc>
@@ -603,7 +1992,7 @@
       <w:tr>
         <w:tc>
           <w:tcPr>
-            <w:tcW w:type="dxa" w:w="1900"/>
+            <w:tcW w:type="dxa" w:w="1800"/>
             <w:tcBorders>
               <w:top w:val="single" w:color="BBBBBB" w:sz="1"/>
               <w:left w:val="single" w:color="BBBBBB" w:sz="1"/>
@@ -612,18 +2001,24 @@
             </w:tcBorders>
             <w:shd w:fill="F2F2F2" w:val="clear"/>
             <w:tcMar>
-              <w:top w:type="dxa" w:w="60"/>
+              <w:top w:type="dxa" w:w="90"/>
               <w:left w:type="dxa" w:w="100"/>
-              <w:bottom w:type="dxa" w:w="60"/>
+              <w:bottom w:type="dxa" w:w="90"/>
               <w:right w:type="dxa" w:w="100"/>
+              <w:start w:w="90" w:type="dxa"/>
+              <w:end w:w="90" w:type="dxa"/>
             </w:tcMar>
+            <w:vAlign w:val="center"/>
           </w:tcPr>
           <w:p>
+            <w:pPr>
+              <w:spacing w:after="0"/>
+            </w:pPr>
             <w:r>
               <w:rPr>
                 <w:b/>
                 <w:bCs/>
-                <w:sz w:val="18"/>
+                <w:sz w:val="17"/>
                 <w:szCs w:val="18"/>
               </w:rPr>
               <w:t xml:space="preserve">GM Shyaam, Nikhil P</w:t>
@@ -632,7 +2027,7 @@
         </w:tc>
         <w:tc>
           <w:tcPr>
-            <w:tcW w:type="dxa" w:w="700"/>
+            <w:tcW w:type="dxa" w:w="720"/>
             <w:tcBorders>
               <w:top w:val="single" w:color="BBBBBB" w:sz="1"/>
               <w:left w:val="single" w:color="BBBBBB" w:sz="1"/>
@@ -641,18 +2036,24 @@
             </w:tcBorders>
             <w:shd w:fill="F2F2F2" w:val="clear"/>
             <w:tcMar>
-              <w:top w:type="dxa" w:w="60"/>
+              <w:top w:type="dxa" w:w="90"/>
               <w:left w:type="dxa" w:w="100"/>
-              <w:bottom w:type="dxa" w:w="60"/>
+              <w:bottom w:type="dxa" w:w="90"/>
               <w:right w:type="dxa" w:w="100"/>
+              <w:start w:w="90" w:type="dxa"/>
+              <w:end w:w="90" w:type="dxa"/>
             </w:tcMar>
+            <w:vAlign w:val="center"/>
           </w:tcPr>
           <w:p>
+            <w:pPr>
+              <w:spacing w:after="0"/>
+            </w:pPr>
             <w:r>
               <w:rPr>
                 <w:b w:val="false"/>
                 <w:bCs w:val="false"/>
-                <w:sz w:val="18"/>
+                <w:sz w:val="17"/>
                 <w:szCs w:val="18"/>
               </w:rPr>
               <w:t xml:space="preserve">2435</w:t>
@@ -661,7 +2062,7 @@
         </w:tc>
         <w:tc>
           <w:tcPr>
-            <w:tcW w:type="dxa" w:w="3380"/>
+            <w:tcW w:type="dxa" w:w="3420"/>
             <w:tcBorders>
               <w:top w:val="single" w:color="BBBBBB" w:sz="1"/>
               <w:left w:val="single" w:color="BBBBBB" w:sz="1"/>
@@ -670,18 +2071,24 @@
             </w:tcBorders>
             <w:shd w:fill="F2F2F2" w:val="clear"/>
             <w:tcMar>
-              <w:top w:type="dxa" w:w="60"/>
+              <w:top w:type="dxa" w:w="90"/>
               <w:left w:type="dxa" w:w="100"/>
-              <w:bottom w:type="dxa" w:w="60"/>
+              <w:bottom w:type="dxa" w:w="90"/>
               <w:right w:type="dxa" w:w="100"/>
+              <w:start w:w="90" w:type="dxa"/>
+              <w:end w:w="90" w:type="dxa"/>
             </w:tcMar>
+            <w:vAlign w:val="center"/>
           </w:tcPr>
           <w:p>
+            <w:pPr>
+              <w:spacing w:after="0"/>
+            </w:pPr>
             <w:r>
               <w:rPr>
                 <w:b w:val="false"/>
                 <w:bCs w:val="false"/>
-                <w:sz w:val="18"/>
+                <w:sz w:val="17"/>
                 <w:szCs w:val="18"/>
               </w:rPr>
               <w:t xml:space="preserve">Closed Sicilian lockdown (Spassky f4 system)</w:t>
@@ -690,7 +2097,7 @@
         </w:tc>
         <w:tc>
           <w:tcPr>
-            <w:tcW w:type="dxa" w:w="3380"/>
+            <w:tcW w:type="dxa" w:w="3420"/>
             <w:tcBorders>
               <w:top w:val="single" w:color="BBBBBB" w:sz="1"/>
               <w:left w:val="single" w:color="BBBBBB" w:sz="1"/>
@@ -699,18 +2106,24 @@
             </w:tcBorders>
             <w:shd w:fill="F2F2F2" w:val="clear"/>
             <w:tcMar>
-              <w:top w:type="dxa" w:w="60"/>
+              <w:top w:type="dxa" w:w="90"/>
               <w:left w:type="dxa" w:w="100"/>
-              <w:bottom w:type="dxa" w:w="60"/>
+              <w:bottom w:type="dxa" w:w="90"/>
               <w:right w:type="dxa" w:w="100"/>
+              <w:start w:w="90" w:type="dxa"/>
+              <w:end w:w="90" w:type="dxa"/>
             </w:tcMar>
+            <w:vAlign w:val="center"/>
           </w:tcPr>
           <w:p>
+            <w:pPr>
+              <w:spacing w:after="0"/>
+            </w:pPr>
             <w:r>
               <w:rPr>
                 <w:b w:val="false"/>
                 <w:bCs w:val="false"/>
-                <w:sz w:val="18"/>
+                <w:sz w:val="17"/>
                 <w:szCs w:val="18"/>
               </w:rPr>
               <w:t xml:space="preserve">Central annexation vs Réti/1.e3 (...c5, ...e5, ...d4 lock)</w:t>
@@ -721,7 +2134,7 @@
       <w:tr>
         <w:tc>
           <w:tcPr>
-            <w:tcW w:type="dxa" w:w="1900"/>
+            <w:tcW w:type="dxa" w:w="1800"/>
             <w:tcBorders>
               <w:top w:val="single" w:color="BBBBBB" w:sz="1"/>
               <w:left w:val="single" w:color="BBBBBB" w:sz="1"/>
@@ -729,19 +2142,29 @@
               <w:right w:val="single" w:color="BBBBBB" w:sz="1"/>
             </w:tcBorders>
             <w:tcMar>
-              <w:top w:type="dxa" w:w="60"/>
+              <w:top w:type="dxa" w:w="90"/>
               <w:left w:type="dxa" w:w="100"/>
-              <w:bottom w:type="dxa" w:w="60"/>
+              <w:bottom w:type="dxa" w:w="90"/>
               <w:right w:type="dxa" w:w="100"/>
+              <w:start w:w="90" w:type="dxa"/>
+              <w:end w:w="90" w:type="dxa"/>
             </w:tcMar>
+            <w:vAlign w:val="center"/>
           </w:tcPr>
           <w:p>
-            <w:r>
-              <w:rPr>
-                <w:b/>
-                <w:bCs/>
-                <w:sz w:val="18"/>
-                <w:szCs w:val="18"/>
+            <w:pPr>
+              <w:spacing w:after="0"/>
+              <w:jc w:val="left"/>
+            </w:pPr>
+            <w:r>
+              <w:rPr>
+                <w:sz w:val="17"/>
+              </w:rPr>
+            </w:r>
+            <w:r>
+              <w:rPr>
+                <w:b w:val="0"/>
+                <w:sz w:val="17"/>
               </w:rPr>
               <w:t>IM Morris, James</w:t>
             </w:r>
@@ -749,7 +2172,7 @@
         </w:tc>
         <w:tc>
           <w:tcPr>
-            <w:tcW w:type="dxa" w:w="700"/>
+            <w:tcW w:type="dxa" w:w="720"/>
             <w:tcBorders>
               <w:top w:val="single" w:color="BBBBBB" w:sz="1"/>
               <w:left w:val="single" w:color="BBBBBB" w:sz="1"/>
@@ -757,19 +2180,29 @@
               <w:right w:val="single" w:color="BBBBBB" w:sz="1"/>
             </w:tcBorders>
             <w:tcMar>
-              <w:top w:type="dxa" w:w="60"/>
+              <w:top w:type="dxa" w:w="90"/>
               <w:left w:type="dxa" w:w="100"/>
-              <w:bottom w:type="dxa" w:w="60"/>
+              <w:bottom w:type="dxa" w:w="90"/>
               <w:right w:type="dxa" w:w="100"/>
+              <w:start w:w="90" w:type="dxa"/>
+              <w:end w:w="90" w:type="dxa"/>
             </w:tcMar>
+            <w:vAlign w:val="center"/>
           </w:tcPr>
           <w:p>
-            <w:r>
-              <w:rPr>
-                <w:b w:val="false"/>
-                <w:bCs w:val="false"/>
-                <w:sz w:val="18"/>
-                <w:szCs w:val="18"/>
+            <w:pPr>
+              <w:spacing w:after="0"/>
+              <w:jc w:val="left"/>
+            </w:pPr>
+            <w:r>
+              <w:rPr>
+                <w:sz w:val="17"/>
+              </w:rPr>
+            </w:r>
+            <w:r>
+              <w:rPr>
+                <w:b w:val="0"/>
+                <w:sz w:val="17"/>
               </w:rPr>
               <w:t>2423</w:t>
             </w:r>
@@ -777,7 +2210,7 @@
         </w:tc>
         <w:tc>
           <w:tcPr>
-            <w:tcW w:type="dxa" w:w="3380"/>
+            <w:tcW w:type="dxa" w:w="3420"/>
             <w:tcBorders>
               <w:top w:val="single" w:color="BBBBBB" w:sz="1"/>
               <w:left w:val="single" w:color="BBBBBB" w:sz="1"/>
@@ -785,27 +2218,37 @@
               <w:right w:val="single" w:color="BBBBBB" w:sz="1"/>
             </w:tcBorders>
             <w:tcMar>
-              <w:top w:type="dxa" w:w="60"/>
+              <w:top w:type="dxa" w:w="90"/>
               <w:left w:type="dxa" w:w="100"/>
-              <w:bottom w:type="dxa" w:w="60"/>
+              <w:bottom w:type="dxa" w:w="90"/>
               <w:right w:type="dxa" w:w="100"/>
+              <w:start w:w="90" w:type="dxa"/>
+              <w:end w:w="90" w:type="dxa"/>
             </w:tcMar>
+            <w:vAlign w:val="center"/>
           </w:tcPr>
           <w:p>
-            <w:r>
-              <w:rPr>
-                <w:b w:val="false"/>
-                <w:bCs w:val="false"/>
-                <w:sz w:val="18"/>
-                <w:szCs w:val="18"/>
-              </w:rPr>
-              <w:t xml:space="preserve">Catalan asphyxiation (restrained 8.Nbd2 / 8.a4 systems)</w:t>
+            <w:pPr>
+              <w:spacing w:after="0"/>
+              <w:jc w:val="left"/>
+            </w:pPr>
+            <w:r>
+              <w:rPr>
+                <w:sz w:val="17"/>
+              </w:rPr>
+            </w:r>
+            <w:r>
+              <w:rPr>
+                <w:b w:val="0"/>
+                <w:sz w:val="17"/>
+              </w:rPr>
+              <w:t>Catalan/Reti squeeze or anti-Nimzowitsch line.</w:t>
             </w:r>
           </w:p>
         </w:tc>
         <w:tc>
           <w:tcPr>
-            <w:tcW w:type="dxa" w:w="3380"/>
+            <w:tcW w:type="dxa" w:w="3420"/>
             <w:tcBorders>
               <w:top w:val="single" w:color="BBBBBB" w:sz="1"/>
               <w:left w:val="single" w:color="BBBBBB" w:sz="1"/>
@@ -813,21 +2256,31 @@
               <w:right w:val="single" w:color="BBBBBB" w:sz="1"/>
             </w:tcBorders>
             <w:tcMar>
-              <w:top w:type="dxa" w:w="60"/>
+              <w:top w:type="dxa" w:w="90"/>
               <w:left w:type="dxa" w:w="100"/>
-              <w:bottom w:type="dxa" w:w="60"/>
+              <w:bottom w:type="dxa" w:w="90"/>
               <w:right w:type="dxa" w:w="100"/>
+              <w:start w:w="90" w:type="dxa"/>
+              <w:end w:w="90" w:type="dxa"/>
             </w:tcMar>
+            <w:vAlign w:val="center"/>
           </w:tcPr>
           <w:p>
-            <w:r>
-              <w:rPr>
-                <w:b w:val="false"/>
-                <w:bCs w:val="false"/>
-                <w:sz w:val="18"/>
-                <w:szCs w:val="18"/>
-              </w:rPr>
-              <w:t xml:space="preserve">2...e6 Sicilian — Taimanov 8...Bb4! needle, hedgehog backup</w:t>
+            <w:pPr>
+              <w:spacing w:after="0"/>
+              <w:jc w:val="left"/>
+            </w:pPr>
+            <w:r>
+              <w:rPr>
+                <w:sz w:val="17"/>
+              </w:rPr>
+            </w:r>
+            <w:r>
+              <w:rPr>
+                <w:b w:val="0"/>
+                <w:sz w:val="17"/>
+              </w:rPr>
+              <w:t>Durable anti-1.e4 setup; avoid Dino's Dragon leak.</w:t>
             </w:r>
           </w:p>
         </w:tc>
@@ -835,7 +2288,7 @@
       <w:tr>
         <w:tc>
           <w:tcPr>
-            <w:tcW w:type="dxa" w:w="1900"/>
+            <w:tcW w:type="dxa" w:w="1800"/>
             <w:tcBorders>
               <w:top w:val="single" w:color="BBBBBB" w:sz="1"/>
               <w:left w:val="single" w:color="BBBBBB" w:sz="1"/>
@@ -844,27 +2297,37 @@
             </w:tcBorders>
             <w:shd w:fill="F2F2F2" w:val="clear"/>
             <w:tcMar>
-              <w:top w:type="dxa" w:w="60"/>
+              <w:top w:type="dxa" w:w="90"/>
               <w:left w:type="dxa" w:w="100"/>
-              <w:bottom w:type="dxa" w:w="60"/>
+              <w:bottom w:type="dxa" w:w="90"/>
               <w:right w:type="dxa" w:w="100"/>
+              <w:start w:w="90" w:type="dxa"/>
+              <w:end w:w="90" w:type="dxa"/>
             </w:tcMar>
+            <w:vAlign w:val="center"/>
           </w:tcPr>
           <w:p>
-            <w:r>
-              <w:rPr>
-                <w:b/>
-                <w:bCs/>
-                <w:sz w:val="18"/>
-                <w:szCs w:val="18"/>
-              </w:rPr>
-              <w:t xml:space="preserve">IM Tan, Jun Ying</w:t>
+            <w:pPr>
+              <w:spacing w:after="0"/>
+              <w:jc w:val="left"/>
+            </w:pPr>
+            <w:r>
+              <w:rPr>
+                <w:sz w:val="17"/>
+              </w:rPr>
+            </w:r>
+            <w:r>
+              <w:rPr>
+                <w:b w:val="0"/>
+                <w:sz w:val="17"/>
+              </w:rPr>
+              <w:t>IM Tan, Jun Ying</w:t>
             </w:r>
           </w:p>
         </w:tc>
         <w:tc>
           <w:tcPr>
-            <w:tcW w:type="dxa" w:w="700"/>
+            <w:tcW w:type="dxa" w:w="720"/>
             <w:tcBorders>
               <w:top w:val="single" w:color="BBBBBB" w:sz="1"/>
               <w:left w:val="single" w:color="BBBBBB" w:sz="1"/>
@@ -873,27 +2336,37 @@
             </w:tcBorders>
             <w:shd w:fill="F2F2F2" w:val="clear"/>
             <w:tcMar>
-              <w:top w:type="dxa" w:w="60"/>
+              <w:top w:type="dxa" w:w="90"/>
               <w:left w:type="dxa" w:w="100"/>
-              <w:bottom w:type="dxa" w:w="60"/>
+              <w:bottom w:type="dxa" w:w="90"/>
               <w:right w:type="dxa" w:w="100"/>
+              <w:start w:w="90" w:type="dxa"/>
+              <w:end w:w="90" w:type="dxa"/>
             </w:tcMar>
+            <w:vAlign w:val="center"/>
           </w:tcPr>
           <w:p>
-            <w:r>
-              <w:rPr>
-                <w:b w:val="false"/>
-                <w:bCs w:val="false"/>
-                <w:sz w:val="18"/>
-                <w:szCs w:val="18"/>
-              </w:rPr>
-              <w:t xml:space="preserve">2404</w:t>
+            <w:pPr>
+              <w:spacing w:after="0"/>
+              <w:jc w:val="left"/>
+            </w:pPr>
+            <w:r>
+              <w:rPr>
+                <w:sz w:val="17"/>
+              </w:rPr>
+            </w:r>
+            <w:r>
+              <w:rPr>
+                <w:b w:val="0"/>
+                <w:sz w:val="17"/>
+              </w:rPr>
+              <w:t>2404</w:t>
             </w:r>
           </w:p>
         </w:tc>
         <w:tc>
           <w:tcPr>
-            <w:tcW w:type="dxa" w:w="3380"/>
+            <w:tcW w:type="dxa" w:w="3420"/>
             <w:tcBorders>
               <w:top w:val="single" w:color="BBBBBB" w:sz="1"/>
               <w:left w:val="single" w:color="BBBBBB" w:sz="1"/>
@@ -902,27 +2375,37 @@
             </w:tcBorders>
             <w:shd w:fill="F2F2F2" w:val="clear"/>
             <w:tcMar>
-              <w:top w:type="dxa" w:w="60"/>
+              <w:top w:type="dxa" w:w="90"/>
               <w:left w:type="dxa" w:w="100"/>
-              <w:bottom w:type="dxa" w:w="60"/>
+              <w:bottom w:type="dxa" w:w="90"/>
               <w:right w:type="dxa" w:w="100"/>
+              <w:start w:w="90" w:type="dxa"/>
+              <w:end w:w="90" w:type="dxa"/>
             </w:tcMar>
+            <w:vAlign w:val="center"/>
           </w:tcPr>
           <w:p>
-            <w:r>
-              <w:rPr>
-                <w:b w:val="false"/>
-                <w:bCs w:val="false"/>
-                <w:sz w:val="18"/>
-                <w:szCs w:val="18"/>
-              </w:rPr>
-              <w:t>Hit his real defences — ...d6 Sicilian (20%), Modern (33%); Benoni f4-e5 bait only if he obliges</w:t>
+            <w:pPr>
+              <w:spacing w:after="0"/>
+              <w:jc w:val="left"/>
+            </w:pPr>
+            <w:r>
+              <w:rPr>
+                <w:sz w:val="17"/>
+              </w:rPr>
+            </w:r>
+            <w:r>
+              <w:rPr>
+                <w:b w:val="0"/>
+                <w:sz w:val="17"/>
+              </w:rPr>
+              <w:t>Anti-Sicilian pressure; Advance Caro only as a trained project.</w:t>
             </w:r>
           </w:p>
         </w:tc>
         <w:tc>
           <w:tcPr>
-            <w:tcW w:type="dxa" w:w="3380"/>
+            <w:tcW w:type="dxa" w:w="3420"/>
             <w:tcBorders>
               <w:top w:val="single" w:color="BBBBBB" w:sz="1"/>
               <w:left w:val="single" w:color="BBBBBB" w:sz="1"/>
@@ -931,21 +2414,31 @@
             </w:tcBorders>
             <w:shd w:fill="F2F2F2" w:val="clear"/>
             <w:tcMar>
-              <w:top w:type="dxa" w:w="60"/>
+              <w:top w:type="dxa" w:w="90"/>
               <w:left w:type="dxa" w:w="100"/>
-              <w:bottom w:type="dxa" w:w="60"/>
+              <w:bottom w:type="dxa" w:w="90"/>
               <w:right w:type="dxa" w:w="100"/>
+              <w:start w:w="90" w:type="dxa"/>
+              <w:end w:w="90" w:type="dxa"/>
             </w:tcMar>
+            <w:vAlign w:val="center"/>
           </w:tcPr>
           <w:p>
-            <w:r>
-              <w:rPr>
-                <w:b w:val="false"/>
-                <w:bCs w:val="false"/>
-                <w:sz w:val="18"/>
-                <w:szCs w:val="18"/>
-              </w:rPr>
-              <w:t>Squeeze his slow Réti/Catalan (36–40%); sidestep the symmetrical English (77–83%)</w:t>
+            <w:pPr>
+              <w:spacing w:after="0"/>
+              <w:jc w:val="left"/>
+            </w:pPr>
+            <w:r>
+              <w:rPr>
+                <w:sz w:val="17"/>
+              </w:rPr>
+            </w:r>
+            <w:r>
+              <w:rPr>
+                <w:b w:val="0"/>
+                <w:sz w:val="17"/>
+              </w:rPr>
+              <w:t>Prepared answer to English/Reti; create fresh problems and clock pressure.</w:t>
             </w:r>
           </w:p>
         </w:tc>
@@ -953,7 +2446,7 @@
       <w:tr>
         <w:tc>
           <w:tcPr>
-            <w:tcW w:type="dxa" w:w="1900"/>
+            <w:tcW w:type="dxa" w:w="1800"/>
             <w:tcBorders>
               <w:top w:val="single" w:color="BBBBBB" w:sz="1"/>
               <w:left w:val="single" w:color="BBBBBB" w:sz="1"/>
@@ -961,27 +2454,37 @@
               <w:right w:val="single" w:color="BBBBBB" w:sz="1"/>
             </w:tcBorders>
             <w:tcMar>
-              <w:top w:type="dxa" w:w="60"/>
+              <w:top w:type="dxa" w:w="90"/>
               <w:left w:type="dxa" w:w="100"/>
-              <w:bottom w:type="dxa" w:w="60"/>
+              <w:bottom w:type="dxa" w:w="90"/>
               <w:right w:type="dxa" w:w="100"/>
+              <w:start w:w="90" w:type="dxa"/>
+              <w:end w:w="90" w:type="dxa"/>
             </w:tcMar>
+            <w:vAlign w:val="center"/>
           </w:tcPr>
           <w:p>
-            <w:r>
-              <w:rPr>
-                <w:b/>
-                <w:bCs/>
-                <w:sz w:val="18"/>
-                <w:szCs w:val="18"/>
-              </w:rPr>
-              <w:t xml:space="preserve">IM Chan, Kim Yew</w:t>
+            <w:pPr>
+              <w:spacing w:after="0"/>
+              <w:jc w:val="left"/>
+            </w:pPr>
+            <w:r>
+              <w:rPr>
+                <w:sz w:val="17"/>
+              </w:rPr>
+            </w:r>
+            <w:r>
+              <w:rPr>
+                <w:b w:val="0"/>
+                <w:sz w:val="17"/>
+              </w:rPr>
+              <w:t>IM Chan, Kim Yew</w:t>
             </w:r>
           </w:p>
         </w:tc>
         <w:tc>
           <w:tcPr>
-            <w:tcW w:type="dxa" w:w="700"/>
+            <w:tcW w:type="dxa" w:w="720"/>
             <w:tcBorders>
               <w:top w:val="single" w:color="BBBBBB" w:sz="1"/>
               <w:left w:val="single" w:color="BBBBBB" w:sz="1"/>
@@ -989,27 +2492,37 @@
               <w:right w:val="single" w:color="BBBBBB" w:sz="1"/>
             </w:tcBorders>
             <w:tcMar>
-              <w:top w:type="dxa" w:w="60"/>
+              <w:top w:type="dxa" w:w="90"/>
               <w:left w:type="dxa" w:w="100"/>
-              <w:bottom w:type="dxa" w:w="60"/>
+              <w:bottom w:type="dxa" w:w="90"/>
               <w:right w:type="dxa" w:w="100"/>
+              <w:start w:w="90" w:type="dxa"/>
+              <w:end w:w="90" w:type="dxa"/>
             </w:tcMar>
+            <w:vAlign w:val="center"/>
           </w:tcPr>
           <w:p>
-            <w:r>
-              <w:rPr>
-                <w:b w:val="false"/>
-                <w:bCs w:val="false"/>
-                <w:sz w:val="18"/>
-                <w:szCs w:val="18"/>
-              </w:rPr>
-              <w:t xml:space="preserve">2360</w:t>
+            <w:pPr>
+              <w:spacing w:after="0"/>
+              <w:jc w:val="left"/>
+            </w:pPr>
+            <w:r>
+              <w:rPr>
+                <w:sz w:val="17"/>
+              </w:rPr>
+            </w:r>
+            <w:r>
+              <w:rPr>
+                <w:b w:val="0"/>
+                <w:sz w:val="17"/>
+              </w:rPr>
+              <w:t>2360</w:t>
             </w:r>
           </w:p>
         </w:tc>
         <w:tc>
           <w:tcPr>
-            <w:tcW w:type="dxa" w:w="3380"/>
+            <w:tcW w:type="dxa" w:w="3420"/>
             <w:tcBorders>
               <w:top w:val="single" w:color="BBBBBB" w:sz="1"/>
               <w:left w:val="single" w:color="BBBBBB" w:sz="1"/>
@@ -1017,27 +2530,37 @@
               <w:right w:val="single" w:color="BBBBBB" w:sz="1"/>
             </w:tcBorders>
             <w:tcMar>
-              <w:top w:type="dxa" w:w="60"/>
+              <w:top w:type="dxa" w:w="90"/>
               <w:left w:type="dxa" w:w="100"/>
-              <w:bottom w:type="dxa" w:w="60"/>
+              <w:bottom w:type="dxa" w:w="90"/>
               <w:right w:type="dxa" w:w="100"/>
+              <w:start w:w="90" w:type="dxa"/>
+              <w:end w:w="90" w:type="dxa"/>
             </w:tcMar>
+            <w:vAlign w:val="center"/>
           </w:tcPr>
           <w:p>
-            <w:r>
-              <w:rPr>
-                <w:b w:val="false"/>
-                <w:bCs w:val="false"/>
-                <w:sz w:val="18"/>
-                <w:szCs w:val="18"/>
-              </w:rPr>
-              <w:t xml:space="preserve">Advance Caro demolition (4.h4! / 7.e6! bomb); g3-Taimanov insurance</w:t>
+            <w:pPr>
+              <w:spacing w:after="0"/>
+              <w:jc w:val="left"/>
+            </w:pPr>
+            <w:r>
+              <w:rPr>
+                <w:sz w:val="17"/>
+              </w:rPr>
+            </w:r>
+            <w:r>
+              <w:rPr>
+                <w:b w:val="0"/>
+                <w:sz w:val="17"/>
+              </w:rPr>
+              <w:t>French KIA is ready; Advance Caro is a workload target, not a cheap trap.</w:t>
             </w:r>
           </w:p>
         </w:tc>
         <w:tc>
           <w:tcPr>
-            <w:tcW w:type="dxa" w:w="3380"/>
+            <w:tcW w:type="dxa" w:w="3420"/>
             <w:tcBorders>
               <w:top w:val="single" w:color="BBBBBB" w:sz="1"/>
               <w:left w:val="single" w:color="BBBBBB" w:sz="1"/>
@@ -1045,21 +2568,31 @@
               <w:right w:val="single" w:color="BBBBBB" w:sz="1"/>
             </w:tcBorders>
             <w:tcMar>
-              <w:top w:type="dxa" w:w="60"/>
+              <w:top w:type="dxa" w:w="90"/>
               <w:left w:type="dxa" w:w="100"/>
-              <w:bottom w:type="dxa" w:w="60"/>
+              <w:bottom w:type="dxa" w:w="90"/>
               <w:right w:type="dxa" w:w="100"/>
+              <w:start w:w="90" w:type="dxa"/>
+              <w:end w:w="90" w:type="dxa"/>
             </w:tcMar>
+            <w:vAlign w:val="center"/>
           </w:tcPr>
           <w:p>
-            <w:r>
-              <w:rPr>
-                <w:b w:val="false"/>
-                <w:bCs w:val="false"/>
-                <w:sz w:val="18"/>
-                <w:szCs w:val="18"/>
-              </w:rPr>
-              <w:t xml:space="preserve">Grünfeld-style detonation vs English; full-center KIA-killer</w:t>
+            <w:pPr>
+              <w:spacing w:after="0"/>
+              <w:jc w:val="left"/>
+            </w:pPr>
+            <w:r>
+              <w:rPr>
+                <w:sz w:val="17"/>
+              </w:rPr>
+            </w:r>
+            <w:r>
+              <w:rPr>
+                <w:b w:val="0"/>
+                <w:sz w:val="17"/>
+              </w:rPr>
+              <w:t>Deny clean Catalan/Reti; steer toward draw-heavy fianchetto/Grunfeld structures.</w:t>
             </w:r>
           </w:p>
         </w:tc>
@@ -1067,7 +2600,7 @@
       <w:tr>
         <w:tc>
           <w:tcPr>
-            <w:tcW w:type="dxa" w:w="1900"/>
+            <w:tcW w:type="dxa" w:w="1800"/>
             <w:tcBorders>
               <w:top w:val="single" w:color="BBBBBB" w:sz="1"/>
               <w:left w:val="single" w:color="BBBBBB" w:sz="1"/>
@@ -1076,27 +2609,37 @@
             </w:tcBorders>
             <w:shd w:fill="F2F2F2" w:val="clear"/>
             <w:tcMar>
-              <w:top w:type="dxa" w:w="60"/>
+              <w:top w:type="dxa" w:w="90"/>
               <w:left w:type="dxa" w:w="100"/>
-              <w:bottom w:type="dxa" w:w="60"/>
+              <w:bottom w:type="dxa" w:w="90"/>
               <w:right w:type="dxa" w:w="100"/>
+              <w:start w:w="90" w:type="dxa"/>
+              <w:end w:w="90" w:type="dxa"/>
             </w:tcMar>
+            <w:vAlign w:val="center"/>
           </w:tcPr>
           <w:p>
-            <w:r>
-              <w:rPr>
-                <w:b/>
-                <w:bCs/>
-                <w:sz w:val="18"/>
-                <w:szCs w:val="18"/>
-              </w:rPr>
-              <w:t xml:space="preserve">IM Susilodinata, A.</w:t>
+            <w:pPr>
+              <w:spacing w:after="0"/>
+              <w:jc w:val="left"/>
+            </w:pPr>
+            <w:r>
+              <w:rPr>
+                <w:sz w:val="17"/>
+              </w:rPr>
+            </w:r>
+            <w:r>
+              <w:rPr>
+                <w:b w:val="0"/>
+                <w:sz w:val="17"/>
+              </w:rPr>
+              <w:t>IM Susilodinata, A.</w:t>
             </w:r>
           </w:p>
         </w:tc>
         <w:tc>
           <w:tcPr>
-            <w:tcW w:type="dxa" w:w="700"/>
+            <w:tcW w:type="dxa" w:w="720"/>
             <w:tcBorders>
               <w:top w:val="single" w:color="BBBBBB" w:sz="1"/>
               <w:left w:val="single" w:color="BBBBBB" w:sz="1"/>
@@ -1105,27 +2648,37 @@
             </w:tcBorders>
             <w:shd w:fill="F2F2F2" w:val="clear"/>
             <w:tcMar>
-              <w:top w:type="dxa" w:w="60"/>
+              <w:top w:type="dxa" w:w="90"/>
               <w:left w:type="dxa" w:w="100"/>
-              <w:bottom w:type="dxa" w:w="60"/>
+              <w:bottom w:type="dxa" w:w="90"/>
               <w:right w:type="dxa" w:w="100"/>
+              <w:start w:w="90" w:type="dxa"/>
+              <w:end w:w="90" w:type="dxa"/>
             </w:tcMar>
+            <w:vAlign w:val="center"/>
           </w:tcPr>
           <w:p>
-            <w:r>
-              <w:rPr>
-                <w:b w:val="false"/>
-                <w:bCs w:val="false"/>
-                <w:sz w:val="18"/>
-                <w:szCs w:val="18"/>
-              </w:rPr>
-              <w:t xml:space="preserve">2360</w:t>
+            <w:pPr>
+              <w:spacing w:after="0"/>
+              <w:jc w:val="left"/>
+            </w:pPr>
+            <w:r>
+              <w:rPr>
+                <w:sz w:val="17"/>
+              </w:rPr>
+            </w:r>
+            <w:r>
+              <w:rPr>
+                <w:b w:val="0"/>
+                <w:sz w:val="17"/>
+              </w:rPr>
+              <w:t>2360</w:t>
             </w:r>
           </w:p>
         </w:tc>
         <w:tc>
           <w:tcPr>
-            <w:tcW w:type="dxa" w:w="3380"/>
+            <w:tcW w:type="dxa" w:w="3420"/>
             <w:tcBorders>
               <w:top w:val="single" w:color="BBBBBB" w:sz="1"/>
               <w:left w:val="single" w:color="BBBBBB" w:sz="1"/>
@@ -1134,27 +2687,37 @@
             </w:tcBorders>
             <w:shd w:fill="F2F2F2" w:val="clear"/>
             <w:tcMar>
-              <w:top w:type="dxa" w:w="60"/>
+              <w:top w:type="dxa" w:w="90"/>
               <w:left w:type="dxa" w:w="100"/>
-              <w:bottom w:type="dxa" w:w="60"/>
+              <w:bottom w:type="dxa" w:w="90"/>
               <w:right w:type="dxa" w:w="100"/>
+              <w:start w:w="90" w:type="dxa"/>
+              <w:end w:w="90" w:type="dxa"/>
             </w:tcMar>
+            <w:vAlign w:val="center"/>
           </w:tcPr>
           <w:p>
-            <w:r>
-              <w:rPr>
-                <w:b w:val="false"/>
-                <w:bCs w:val="false"/>
-                <w:sz w:val="18"/>
-                <w:szCs w:val="18"/>
-              </w:rPr>
-              <w:t xml:space="preserve">Panov-Botvinnik Attack; Liu 2.Nf3/3.d3 audible</w:t>
+            <w:pPr>
+              <w:spacing w:after="0"/>
+              <w:jc w:val="left"/>
+            </w:pPr>
+            <w:r>
+              <w:rPr>
+                <w:sz w:val="17"/>
+              </w:rPr>
+            </w:r>
+            <w:r>
+              <w:rPr>
+                <w:b w:val="0"/>
+                <w:sz w:val="17"/>
+              </w:rPr>
+              <w:t>Probe non-Tal Caro/Slav or trained Catalan/Reti route; avoid his Advance Tal.</w:t>
             </w:r>
           </w:p>
         </w:tc>
         <w:tc>
           <w:tcPr>
-            <w:tcW w:type="dxa" w:w="3380"/>
+            <w:tcW w:type="dxa" w:w="3420"/>
             <w:tcBorders>
               <w:top w:val="single" w:color="BBBBBB" w:sz="1"/>
               <w:left w:val="single" w:color="BBBBBB" w:sz="1"/>
@@ -1163,21 +2726,31 @@
             </w:tcBorders>
             <w:shd w:fill="F2F2F2" w:val="clear"/>
             <w:tcMar>
-              <w:top w:type="dxa" w:w="60"/>
+              <w:top w:type="dxa" w:w="90"/>
               <w:left w:type="dxa" w:w="100"/>
-              <w:bottom w:type="dxa" w:w="60"/>
+              <w:bottom w:type="dxa" w:w="90"/>
               <w:right w:type="dxa" w:w="100"/>
+              <w:start w:w="90" w:type="dxa"/>
+              <w:end w:w="90" w:type="dxa"/>
             </w:tcMar>
+            <w:vAlign w:val="center"/>
           </w:tcPr>
           <w:p>
-            <w:r>
-              <w:rPr>
-                <w:b w:val="false"/>
-                <w:bCs w:val="false"/>
-                <w:sz w:val="18"/>
-                <w:szCs w:val="18"/>
-              </w:rPr>
-              <w:t xml:space="preserve">Standard Sicilian machine vs 1.e4; fianchetto demolition vs 2.Nc3/Bf4</w:t>
+            <w:pPr>
+              <w:spacing w:after="0"/>
+              <w:jc w:val="left"/>
+            </w:pPr>
+            <w:r>
+              <w:rPr>
+                <w:sz w:val="17"/>
+              </w:rPr>
+            </w:r>
+            <w:r>
+              <w:rPr>
+                <w:b w:val="0"/>
+                <w:sz w:val="17"/>
+              </w:rPr>
+              <w:t>Do not volunteer Dino's Dragon; choose a solid anti-1.e4 plan.</w:t>
             </w:r>
           </w:p>
         </w:tc>
@@ -1185,7 +2758,7 @@
       <w:tr>
         <w:tc>
           <w:tcPr>
-            <w:tcW w:type="dxa" w:w="1900"/>
+            <w:tcW w:type="dxa" w:w="1800"/>
             <w:tcBorders>
               <w:top w:val="single" w:color="BBBBBB" w:sz="1"/>
               <w:left w:val="single" w:color="BBBBBB" w:sz="1"/>
@@ -1193,27 +2766,37 @@
               <w:right w:val="single" w:color="BBBBBB" w:sz="1"/>
             </w:tcBorders>
             <w:tcMar>
-              <w:top w:type="dxa" w:w="60"/>
+              <w:top w:type="dxa" w:w="90"/>
               <w:left w:type="dxa" w:w="100"/>
-              <w:bottom w:type="dxa" w:w="60"/>
+              <w:bottom w:type="dxa" w:w="90"/>
               <w:right w:type="dxa" w:w="100"/>
+              <w:start w:w="90" w:type="dxa"/>
+              <w:end w:w="90" w:type="dxa"/>
             </w:tcMar>
+            <w:vAlign w:val="center"/>
           </w:tcPr>
           <w:p>
-            <w:r>
-              <w:rPr>
-                <w:b/>
-                <w:bCs/>
-                <w:sz w:val="18"/>
-                <w:szCs w:val="18"/>
-              </w:rPr>
-              <w:t xml:space="preserve">GM Thejkumar, M. S.</w:t>
+            <w:pPr>
+              <w:spacing w:after="0"/>
+              <w:jc w:val="left"/>
+            </w:pPr>
+            <w:r>
+              <w:rPr>
+                <w:sz w:val="17"/>
+              </w:rPr>
+            </w:r>
+            <w:r>
+              <w:rPr>
+                <w:b w:val="0"/>
+                <w:sz w:val="17"/>
+              </w:rPr>
+              <w:t>GM Thejkumar, M. S.</w:t>
             </w:r>
           </w:p>
         </w:tc>
         <w:tc>
           <w:tcPr>
-            <w:tcW w:type="dxa" w:w="700"/>
+            <w:tcW w:type="dxa" w:w="720"/>
             <w:tcBorders>
               <w:top w:val="single" w:color="BBBBBB" w:sz="1"/>
               <w:left w:val="single" w:color="BBBBBB" w:sz="1"/>
@@ -1221,27 +2804,37 @@
               <w:right w:val="single" w:color="BBBBBB" w:sz="1"/>
             </w:tcBorders>
             <w:tcMar>
-              <w:top w:type="dxa" w:w="60"/>
+              <w:top w:type="dxa" w:w="90"/>
               <w:left w:type="dxa" w:w="100"/>
-              <w:bottom w:type="dxa" w:w="60"/>
+              <w:bottom w:type="dxa" w:w="90"/>
               <w:right w:type="dxa" w:w="100"/>
+              <w:start w:w="90" w:type="dxa"/>
+              <w:end w:w="90" w:type="dxa"/>
             </w:tcMar>
+            <w:vAlign w:val="center"/>
           </w:tcPr>
           <w:p>
-            <w:r>
-              <w:rPr>
-                <w:b w:val="false"/>
-                <w:bCs w:val="false"/>
-                <w:sz w:val="18"/>
-                <w:szCs w:val="18"/>
-              </w:rPr>
-              <w:t xml:space="preserve">2358</w:t>
+            <w:pPr>
+              <w:spacing w:after="0"/>
+              <w:jc w:val="left"/>
+            </w:pPr>
+            <w:r>
+              <w:rPr>
+                <w:sz w:val="17"/>
+              </w:rPr>
+            </w:r>
+            <w:r>
+              <w:rPr>
+                <w:b w:val="0"/>
+                <w:sz w:val="17"/>
+              </w:rPr>
+              <w:t>2352</w:t>
             </w:r>
           </w:p>
         </w:tc>
         <w:tc>
           <w:tcPr>
-            <w:tcW w:type="dxa" w:w="3380"/>
+            <w:tcW w:type="dxa" w:w="3420"/>
             <w:tcBorders>
               <w:top w:val="single" w:color="BBBBBB" w:sz="1"/>
               <w:left w:val="single" w:color="BBBBBB" w:sz="1"/>
@@ -1249,27 +2842,37 @@
               <w:right w:val="single" w:color="BBBBBB" w:sz="1"/>
             </w:tcBorders>
             <w:tcMar>
-              <w:top w:type="dxa" w:w="60"/>
+              <w:top w:type="dxa" w:w="90"/>
               <w:left w:type="dxa" w:w="100"/>
-              <w:bottom w:type="dxa" w:w="60"/>
+              <w:bottom w:type="dxa" w:w="90"/>
               <w:right w:type="dxa" w:w="100"/>
+              <w:start w:w="90" w:type="dxa"/>
+              <w:end w:w="90" w:type="dxa"/>
             </w:tcMar>
+            <w:vAlign w:val="center"/>
           </w:tcPr>
           <w:p>
-            <w:r>
-              <w:rPr>
-                <w:b w:val="false"/>
-                <w:bCs w:val="false"/>
-                <w:sz w:val="18"/>
-                <w:szCs w:val="18"/>
-              </w:rPr>
-              <w:t>Sharp Caro vs his main lines (Advance/3.Nc3 only ~50%); avoid the Exchange he holds (75%)</w:t>
+            <w:pPr>
+              <w:spacing w:after="0"/>
+              <w:jc w:val="left"/>
+            </w:pPr>
+            <w:r>
+              <w:rPr>
+                <w:sz w:val="17"/>
+              </w:rPr>
+            </w:r>
+            <w:r>
+              <w:rPr>
+                <w:b w:val="0"/>
+                <w:sz w:val="17"/>
+              </w:rPr>
+              <w:t>Caro-Kann fight: tested Two Knights unless the Advance is trained.</w:t>
             </w:r>
           </w:p>
         </w:tc>
         <w:tc>
           <w:tcPr>
-            <w:tcW w:type="dxa" w:w="3380"/>
+            <w:tcW w:type="dxa" w:w="3420"/>
             <w:tcBorders>
               <w:top w:val="single" w:color="BBBBBB" w:sz="1"/>
               <w:left w:val="single" w:color="BBBBBB" w:sz="1"/>
@@ -1277,21 +2880,31 @@
               <w:right w:val="single" w:color="BBBBBB" w:sz="1"/>
             </w:tcBorders>
             <w:tcMar>
-              <w:top w:type="dxa" w:w="60"/>
+              <w:top w:type="dxa" w:w="90"/>
               <w:left w:type="dxa" w:w="100"/>
-              <w:bottom w:type="dxa" w:w="60"/>
+              <w:bottom w:type="dxa" w:w="90"/>
               <w:right w:type="dxa" w:w="100"/>
+              <w:start w:w="90" w:type="dxa"/>
+              <w:end w:w="90" w:type="dxa"/>
             </w:tcMar>
+            <w:vAlign w:val="center"/>
           </w:tcPr>
           <w:p>
-            <w:r>
-              <w:rPr>
-                <w:b w:val="false"/>
-                <w:bCs w:val="false"/>
-                <w:sz w:val="18"/>
-                <w:szCs w:val="18"/>
-              </w:rPr>
-              <w:t>Grünfeld / invite his Catalan (40%) — avoid a straight KID (he scores 71% as White)</w:t>
+            <w:pPr>
+              <w:spacing w:after="0"/>
+              <w:jc w:val="left"/>
+            </w:pPr>
+            <w:r>
+              <w:rPr>
+                <w:sz w:val="17"/>
+              </w:rPr>
+            </w:r>
+            <w:r>
+              <w:rPr>
+                <w:b w:val="0"/>
+                <w:sz w:val="17"/>
+              </w:rPr>
+              <w:t>Fresh unbalanced Catalan/Reti or IQP structures; exploit inactivity, not memory.</w:t>
             </w:r>
           </w:p>
         </w:tc>
@@ -1299,7 +2912,7 @@
       <w:tr>
         <w:tc>
           <w:tcPr>
-            <w:tcW w:type="dxa" w:w="1900"/>
+            <w:tcW w:type="dxa" w:w="1800"/>
             <w:tcBorders>
               <w:top w:val="single" w:color="BBBBBB" w:sz="1"/>
               <w:left w:val="single" w:color="BBBBBB" w:sz="1"/>
@@ -1308,27 +2921,37 @@
             </w:tcBorders>
             <w:shd w:fill="F2F2F2" w:val="clear"/>
             <w:tcMar>
-              <w:top w:type="dxa" w:w="60"/>
+              <w:top w:type="dxa" w:w="90"/>
               <w:left w:type="dxa" w:w="100"/>
-              <w:bottom w:type="dxa" w:w="60"/>
+              <w:bottom w:type="dxa" w:w="90"/>
               <w:right w:type="dxa" w:w="100"/>
+              <w:start w:w="90" w:type="dxa"/>
+              <w:end w:w="90" w:type="dxa"/>
             </w:tcMar>
+            <w:vAlign w:val="center"/>
           </w:tcPr>
           <w:p>
-            <w:r>
-              <w:rPr>
-                <w:b/>
-                <w:bCs/>
-                <w:sz w:val="18"/>
-                <w:szCs w:val="18"/>
-              </w:rPr>
-              <w:t xml:space="preserve">FM Ang, E. J. Anderson</w:t>
+            <w:pPr>
+              <w:spacing w:after="0"/>
+              <w:jc w:val="left"/>
+            </w:pPr>
+            <w:r>
+              <w:rPr>
+                <w:sz w:val="17"/>
+              </w:rPr>
+            </w:r>
+            <w:r>
+              <w:rPr>
+                <w:b w:val="0"/>
+                <w:sz w:val="17"/>
+              </w:rPr>
+              <w:t>FM Ang, E. J. Anderson</w:t>
             </w:r>
           </w:p>
         </w:tc>
         <w:tc>
           <w:tcPr>
-            <w:tcW w:type="dxa" w:w="700"/>
+            <w:tcW w:type="dxa" w:w="720"/>
             <w:tcBorders>
               <w:top w:val="single" w:color="BBBBBB" w:sz="1"/>
               <w:left w:val="single" w:color="BBBBBB" w:sz="1"/>
@@ -1337,27 +2960,37 @@
             </w:tcBorders>
             <w:shd w:fill="F2F2F2" w:val="clear"/>
             <w:tcMar>
-              <w:top w:type="dxa" w:w="60"/>
+              <w:top w:type="dxa" w:w="90"/>
               <w:left w:type="dxa" w:w="100"/>
-              <w:bottom w:type="dxa" w:w="60"/>
+              <w:bottom w:type="dxa" w:w="90"/>
               <w:right w:type="dxa" w:w="100"/>
+              <w:start w:w="90" w:type="dxa"/>
+              <w:end w:w="90" w:type="dxa"/>
             </w:tcMar>
+            <w:vAlign w:val="center"/>
           </w:tcPr>
           <w:p>
-            <w:r>
-              <w:rPr>
-                <w:b w:val="false"/>
-                <w:bCs w:val="false"/>
-                <w:sz w:val="18"/>
-                <w:szCs w:val="18"/>
-              </w:rPr>
-              <w:t xml:space="preserve">2309</w:t>
+            <w:pPr>
+              <w:spacing w:after="0"/>
+              <w:jc w:val="left"/>
+            </w:pPr>
+            <w:r>
+              <w:rPr>
+                <w:sz w:val="17"/>
+              </w:rPr>
+            </w:r>
+            <w:r>
+              <w:rPr>
+                <w:b w:val="0"/>
+                <w:sz w:val="17"/>
+              </w:rPr>
+              <w:t>2309</w:t>
             </w:r>
           </w:p>
         </w:tc>
         <w:tc>
           <w:tcPr>
-            <w:tcW w:type="dxa" w:w="3380"/>
+            <w:tcW w:type="dxa" w:w="3420"/>
             <w:tcBorders>
               <w:top w:val="single" w:color="BBBBBB" w:sz="1"/>
               <w:left w:val="single" w:color="BBBBBB" w:sz="1"/>
@@ -1366,27 +2999,37 @@
             </w:tcBorders>
             <w:shd w:fill="F2F2F2" w:val="clear"/>
             <w:tcMar>
-              <w:top w:type="dxa" w:w="60"/>
+              <w:top w:type="dxa" w:w="90"/>
               <w:left w:type="dxa" w:w="100"/>
-              <w:bottom w:type="dxa" w:w="60"/>
+              <w:bottom w:type="dxa" w:w="90"/>
               <w:right w:type="dxa" w:w="100"/>
+              <w:start w:w="90" w:type="dxa"/>
+              <w:end w:w="90" w:type="dxa"/>
             </w:tcMar>
+            <w:vAlign w:val="center"/>
           </w:tcPr>
           <w:p>
-            <w:r>
-              <w:rPr>
-                <w:b w:val="false"/>
-                <w:bCs w:val="false"/>
-                <w:sz w:val="18"/>
-                <w:szCs w:val="18"/>
-              </w:rPr>
-              <w:t xml:space="preserve">Maróczy Bind suffocation; Caro storm (third deployment)</w:t>
+            <w:pPr>
+              <w:spacing w:after="0"/>
+              <w:jc w:val="left"/>
+            </w:pPr>
+            <w:r>
+              <w:rPr>
+                <w:sz w:val="17"/>
+              </w:rPr>
+            </w:r>
+            <w:r>
+              <w:rPr>
+                <w:b w:val="0"/>
+                <w:sz w:val="17"/>
+              </w:rPr>
+              <w:t>Bb5 anti-Sicilian vs ...c5 or Center Game vs ...e5; respect underrated junior risk.</w:t>
             </w:r>
           </w:p>
         </w:tc>
         <w:tc>
           <w:tcPr>
-            <w:tcW w:type="dxa" w:w="3380"/>
+            <w:tcW w:type="dxa" w:w="3420"/>
             <w:tcBorders>
               <w:top w:val="single" w:color="BBBBBB" w:sz="1"/>
               <w:left w:val="single" w:color="BBBBBB" w:sz="1"/>
@@ -1395,21 +3038,31 @@
             </w:tcBorders>
             <w:shd w:fill="F2F2F2" w:val="clear"/>
             <w:tcMar>
-              <w:top w:type="dxa" w:w="60"/>
+              <w:top w:type="dxa" w:w="90"/>
               <w:left w:type="dxa" w:w="100"/>
-              <w:bottom w:type="dxa" w:w="60"/>
+              <w:bottom w:type="dxa" w:w="90"/>
               <w:right w:type="dxa" w:w="100"/>
+              <w:start w:w="90" w:type="dxa"/>
+              <w:end w:w="90" w:type="dxa"/>
             </w:tcMar>
+            <w:vAlign w:val="center"/>
           </w:tcPr>
           <w:p>
-            <w:r>
-              <w:rPr>
-                <w:b w:val="false"/>
-                <w:bCs w:val="false"/>
-                <w:sz w:val="18"/>
-                <w:szCs w:val="18"/>
-              </w:rPr>
-              <w:t>Open-Catalan 5...dxc4 grab — refuse his strong g3 fianchetto (88%)</w:t>
+            <w:pPr>
+              <w:spacing w:after="0"/>
+              <w:jc w:val="left"/>
+            </w:pPr>
+            <w:r>
+              <w:rPr>
+                <w:sz w:val="17"/>
+              </w:rPr>
+            </w:r>
+            <w:r>
+              <w:rPr>
+                <w:b w:val="0"/>
+                <w:sz w:val="17"/>
+              </w:rPr>
+              <w:t>Refuse Catalan/pet KID fianchetto; use ...dxc4, Benoni, or Neo-Grunfeld ideas.</w:t>
             </w:r>
           </w:p>
         </w:tc>
@@ -1417,7 +3070,7 @@
       <w:tr>
         <w:tc>
           <w:tcPr>
-            <w:tcW w:type="dxa" w:w="1900"/>
+            <w:tcW w:type="dxa" w:w="1800"/>
             <w:tcBorders>
               <w:top w:val="single" w:color="BBBBBB" w:sz="1"/>
               <w:left w:val="single" w:color="BBBBBB" w:sz="1"/>
@@ -1425,27 +3078,37 @@
               <w:right w:val="single" w:color="BBBBBB" w:sz="1"/>
             </w:tcBorders>
             <w:tcMar>
-              <w:top w:type="dxa" w:w="60"/>
+              <w:top w:type="dxa" w:w="90"/>
               <w:left w:type="dxa" w:w="100"/>
-              <w:bottom w:type="dxa" w:w="60"/>
+              <w:bottom w:type="dxa" w:w="90"/>
               <w:right w:type="dxa" w:w="100"/>
+              <w:start w:w="90" w:type="dxa"/>
+              <w:end w:w="90" w:type="dxa"/>
             </w:tcMar>
+            <w:vAlign w:val="center"/>
           </w:tcPr>
           <w:p>
-            <w:r>
-              <w:rPr>
-                <w:b/>
-                <w:bCs/>
-                <w:sz w:val="18"/>
-                <w:szCs w:val="18"/>
-              </w:rPr>
-              <w:t xml:space="preserve">FM Arlan Cabe</w:t>
+            <w:pPr>
+              <w:spacing w:after="0"/>
+              <w:jc w:val="left"/>
+            </w:pPr>
+            <w:r>
+              <w:rPr>
+                <w:sz w:val="17"/>
+              </w:rPr>
+            </w:r>
+            <w:r>
+              <w:rPr>
+                <w:b w:val="0"/>
+                <w:sz w:val="17"/>
+              </w:rPr>
+              <w:t>FM Arlan Cabe</w:t>
             </w:r>
           </w:p>
         </w:tc>
         <w:tc>
           <w:tcPr>
-            <w:tcW w:type="dxa" w:w="700"/>
+            <w:tcW w:type="dxa" w:w="720"/>
             <w:tcBorders>
               <w:top w:val="single" w:color="BBBBBB" w:sz="1"/>
               <w:left w:val="single" w:color="BBBBBB" w:sz="1"/>
@@ -1453,27 +3116,37 @@
               <w:right w:val="single" w:color="BBBBBB" w:sz="1"/>
             </w:tcBorders>
             <w:tcMar>
-              <w:top w:type="dxa" w:w="60"/>
+              <w:top w:type="dxa" w:w="90"/>
               <w:left w:type="dxa" w:w="100"/>
-              <w:bottom w:type="dxa" w:w="60"/>
+              <w:bottom w:type="dxa" w:w="90"/>
               <w:right w:type="dxa" w:w="100"/>
+              <w:start w:w="90" w:type="dxa"/>
+              <w:end w:w="90" w:type="dxa"/>
             </w:tcMar>
+            <w:vAlign w:val="center"/>
           </w:tcPr>
           <w:p>
-            <w:r>
-              <w:rPr>
-                <w:b w:val="false"/>
-                <w:bCs w:val="false"/>
-                <w:sz w:val="18"/>
-                <w:szCs w:val="18"/>
-              </w:rPr>
-              <w:t xml:space="preserve">2298</w:t>
+            <w:pPr>
+              <w:spacing w:after="0"/>
+              <w:jc w:val="left"/>
+            </w:pPr>
+            <w:r>
+              <w:rPr>
+                <w:sz w:val="17"/>
+              </w:rPr>
+            </w:r>
+            <w:r>
+              <w:rPr>
+                <w:b w:val="0"/>
+                <w:sz w:val="17"/>
+              </w:rPr>
+              <w:t>2298</w:t>
             </w:r>
           </w:p>
         </w:tc>
         <w:tc>
           <w:tcPr>
-            <w:tcW w:type="dxa" w:w="3380"/>
+            <w:tcW w:type="dxa" w:w="3420"/>
             <w:tcBorders>
               <w:top w:val="single" w:color="BBBBBB" w:sz="1"/>
               <w:left w:val="single" w:color="BBBBBB" w:sz="1"/>
@@ -1481,27 +3154,37 @@
               <w:right w:val="single" w:color="BBBBBB" w:sz="1"/>
             </w:tcBorders>
             <w:tcMar>
-              <w:top w:type="dxa" w:w="60"/>
+              <w:top w:type="dxa" w:w="90"/>
               <w:left w:type="dxa" w:w="100"/>
-              <w:bottom w:type="dxa" w:w="60"/>
+              <w:bottom w:type="dxa" w:w="90"/>
               <w:right w:type="dxa" w:w="100"/>
+              <w:start w:w="90" w:type="dxa"/>
+              <w:end w:w="90" w:type="dxa"/>
             </w:tcMar>
+            <w:vAlign w:val="center"/>
           </w:tcPr>
           <w:p>
-            <w:r>
-              <w:rPr>
-                <w:b w:val="false"/>
-                <w:bCs w:val="false"/>
-                <w:sz w:val="18"/>
-                <w:szCs w:val="18"/>
-              </w:rPr>
-              <w:t xml:space="preserve">Austrian Attack vs Pirc; anti-Sveshnikov 7.Nd5 clamp</w:t>
+            <w:pPr>
+              <w:spacing w:after="0"/>
+              <w:jc w:val="left"/>
+            </w:pPr>
+            <w:r>
+              <w:rPr>
+                <w:sz w:val="17"/>
+              </w:rPr>
+            </w:r>
+            <w:r>
+              <w:rPr>
+                <w:b w:val="0"/>
+                <w:sz w:val="17"/>
+              </w:rPr>
+              <w:t>No public combat file: private-line audit only.</w:t>
             </w:r>
           </w:p>
         </w:tc>
         <w:tc>
           <w:tcPr>
-            <w:tcW w:type="dxa" w:w="3380"/>
+            <w:tcW w:type="dxa" w:w="3420"/>
             <w:tcBorders>
               <w:top w:val="single" w:color="BBBBBB" w:sz="1"/>
               <w:left w:val="single" w:color="BBBBBB" w:sz="1"/>
@@ -1509,21 +3192,31 @@
               <w:right w:val="single" w:color="BBBBBB" w:sz="1"/>
             </w:tcBorders>
             <w:tcMar>
-              <w:top w:type="dxa" w:w="60"/>
+              <w:top w:type="dxa" w:w="90"/>
               <w:left w:type="dxa" w:w="100"/>
-              <w:bottom w:type="dxa" w:w="60"/>
+              <w:bottom w:type="dxa" w:w="90"/>
               <w:right w:type="dxa" w:w="100"/>
+              <w:start w:w="90" w:type="dxa"/>
+              <w:end w:w="90" w:type="dxa"/>
             </w:tcMar>
+            <w:vAlign w:val="center"/>
           </w:tcPr>
           <w:p>
-            <w:r>
-              <w:rPr>
-                <w:b w:val="false"/>
-                <w:bCs w:val="false"/>
-                <w:sz w:val="18"/>
-                <w:szCs w:val="18"/>
-              </w:rPr>
-              <w:t xml:space="preserve">Anti-London move-3 strike (2...c5!/...Qb6); Botvinnik-buster 1...e5</w:t>
+            <w:pPr>
+              <w:spacing w:after="0"/>
+              <w:jc w:val="left"/>
+            </w:pPr>
+            <w:r>
+              <w:rPr>
+                <w:sz w:val="17"/>
+              </w:rPr>
+            </w:r>
+            <w:r>
+              <w:rPr>
+                <w:b w:val="0"/>
+                <w:sz w:val="17"/>
+              </w:rPr>
+              <w:t>Mutual-information game; avoid shared prep and board tells.</w:t>
             </w:r>
           </w:p>
         </w:tc>
@@ -1602,6 +3295,50 @@
         <w:pStyle w:val="Heading2"/>
       </w:pPr>
       <w:r>
+        <w:t>Seed Report Cross-Check</w:t>
+      </w:r>
+    </w:p>
+    <w:p>
+      <w:pPr>
+        <w:pStyle w:val="ListParagraph"/>
+        <w:numPr>
+          <w:ilvl w:val="0"/>
+          <w:numId w:val="2"/>
+        </w:numPr>
+      </w:pPr>
+      <w:r>
+        <w:t>Seed report correction: the Advance Caro Tal wound is online blitz evidence, not a classical target. Train the family for Dino, but do not sell it as Vignesh's weakness.</w:t>
+      </w:r>
+    </w:p>
+    <w:p>
+      <w:pPr>
+        <w:pStyle w:val="ListParagraph"/>
+        <w:numPr>
+          <w:ilvl w:val="0"/>
+          <w:numId w:val="2"/>
+        </w:numPr>
+      </w:pPr>
+      <w:r>
+        <w:t>His classical opening accuracy is very high, so the White game must be a real prepared structure, not an opening-trap hunt.</w:t>
+      </w:r>
+    </w:p>
+    <w:p>
+      <w:pPr>
+        <w:pStyle w:val="ListParagraph"/>
+        <w:numPr>
+          <w:ilvl w:val="0"/>
+          <w:numId w:val="2"/>
+        </w:numPr>
+      </w:pPr>
+      <w:r>
+        <w:t>Best practical pressure is conditional: Black-side Catalan/Reti or IQP/Panov only if Dino has a clean route and knows the tabiya.</w:t>
+      </w:r>
+    </w:p>
+    <w:p>
+      <w:pPr>
+        <w:pStyle w:val="Heading2"/>
+      </w:pPr>
+      <w:r>
         <w:t xml:space="preserve">Dino as White — The Flank Suffocation (1.Nf3)</w:t>
       </w:r>
     </w:p>
@@ -2583,9 +4320,13 @@
     <w:p>
       <w:pPr>
         <w:pStyle w:val="ListParagraph"/>
-      </w:pPr>
-      <w:r>
-        <w:t>New bleeding wound: as Black he played the Advance Caro-Kann Tal Variation (B12) twice and lost both. Not directly exploitable from Dino's 1.Nf3 repertoire, but it confirms the field-wide Advance-Caro fragility theme (see Files 5 and 7) and is a ready-made fallback if Dino ever switches to 1.e4 against him.</w:t>
+        <w:numPr>
+          <w:ilvl w:val="0"/>
+          <w:numId w:val="2"/>
+        </w:numPr>
+      </w:pPr>
+      <w:r>
+        <w:t>Seed-report correction: the Advance Caro Tal losses came from online blitz metadata, while the classical split does not support calling it Vignesh's weakness. Keep the family in Dino's training plan, but do not base the Vignesh game on this signal alone.</w:t>
       </w:r>
     </w:p>
     <w:p>
@@ -2644,6 +4385,50 @@
         <w:pStyle w:val="Heading2"/>
       </w:pPr>
       <w:r>
+        <w:t>Seed Report Cross-Check</w:t>
+      </w:r>
+    </w:p>
+    <w:p>
+      <w:pPr>
+        <w:pStyle w:val="ListParagraph"/>
+        <w:numPr>
+          <w:ilvl w:val="0"/>
+          <w:numId w:val="2"/>
+        </w:numPr>
+      </w:pPr>
+      <w:r>
+        <w:t>The seed report keeps the White-game plan inside Dino's anti-Sicilian universe; the target is engine pressure, not poor results.</w:t>
+      </w:r>
+    </w:p>
+    <w:p>
+      <w:pPr>
+        <w:pStyle w:val="ListParagraph"/>
+        <w:numPr>
+          <w:ilvl w:val="0"/>
+          <w:numId w:val="2"/>
+        </w:numPr>
+      </w:pPr>
+      <w:r>
+        <w:t>As Black, expect 1.Nf3, KIA, and Nimzo-Larsen move orders. Neutralise them without drifting into Dino's own under-rehearsed Dragon or Benoni liabilities.</w:t>
+      </w:r>
+    </w:p>
+    <w:p>
+      <w:pPr>
+        <w:pStyle w:val="ListParagraph"/>
+        <w:numPr>
+          <w:ilvl w:val="0"/>
+          <w:numId w:val="2"/>
+        </w:numPr>
+      </w:pPr>
+      <w:r>
+        <w:t>Live scouting says he is active in 2026, so check for repertoire drift before relying on older ChessBase percentages.</w:t>
+      </w:r>
+    </w:p>
+    <w:p>
+      <w:pPr>
+        <w:pStyle w:val="Heading2"/>
+      </w:pPr>
+      <w:r>
         <w:t xml:space="preserve">DINO AS WHITE vs. Shyaam — The Closed Sicilian Lockdown</w:t>
       </w:r>
     </w:p>
@@ -3302,6 +5087,50 @@
         <w:pStyle w:val="Heading2"/>
       </w:pPr>
       <w:r>
+        <w:t>Seed Report Cross-Check</w:t>
+      </w:r>
+    </w:p>
+    <w:p>
+      <w:pPr>
+        <w:pStyle w:val="ListParagraph"/>
+        <w:numPr>
+          <w:ilvl w:val="0"/>
+          <w:numId w:val="2"/>
+        </w:numPr>
+      </w:pPr>
+      <w:r>
+        <w:t>The Catalan/Reti squeeze remains the best White-game lever, and the anti-Nimzowitsch line is the concrete secondary file.</w:t>
+      </w:r>
+    </w:p>
+    <w:p>
+      <w:pPr>
+        <w:pStyle w:val="ListParagraph"/>
+        <w:numPr>
+          <w:ilvl w:val="0"/>
+          <w:numId w:val="2"/>
+        </w:numPr>
+      </w:pPr>
+      <w:r>
+        <w:t>Do not assume a clock edge; Morris is strong across formats and active.</w:t>
+      </w:r>
+    </w:p>
+    <w:p>
+      <w:pPr>
+        <w:pStyle w:val="ListParagraph"/>
+        <w:numPr>
+          <w:ilvl w:val="0"/>
+          <w:numId w:val="2"/>
+        </w:numPr>
+      </w:pPr>
+      <w:r>
+        <w:t>Dino as Black should choose a durable anti-1.e4 setup that avoids the repeated Dragon-loss sequence.</w:t>
+      </w:r>
+    </w:p>
+    <w:p>
+      <w:pPr>
+        <w:pStyle w:val="Heading2"/>
+      </w:pPr>
+      <w:r>
         <w:t>DINO AS WHITE vs. Morris — The Catalan Asphyxiation</w:t>
       </w:r>
     </w:p>
@@ -3831,6 +5660,50 @@
         <w:pStyle w:val="Heading2"/>
       </w:pPr>
       <w:r>
+        <w:t>Seed Report Cross-Check</w:t>
+      </w:r>
+    </w:p>
+    <w:p>
+      <w:pPr>
+        <w:pStyle w:val="ListParagraph"/>
+        <w:numPr>
+          <w:ilvl w:val="0"/>
+          <w:numId w:val="2"/>
+        </w:numPr>
+      </w:pPr>
+      <w:r>
+        <w:t>The Advance Caro signal is strong but becomes a workload target because Dino has no Advance Caro reps.</w:t>
+      </w:r>
+    </w:p>
+    <w:p>
+      <w:pPr>
+        <w:pStyle w:val="ListParagraph"/>
+        <w:numPr>
+          <w:ilvl w:val="0"/>
+          <w:numId w:val="2"/>
+        </w:numPr>
+      </w:pPr>
+      <w:r>
+        <w:t>The more immediate White-game fit is anti-Sicilian pressure where the engine found errors despite Tan's good result score.</w:t>
+      </w:r>
+    </w:p>
+    <w:p>
+      <w:pPr>
+        <w:pStyle w:val="ListParagraph"/>
+        <w:numPr>
+          <w:ilvl w:val="0"/>
+          <w:numId w:val="2"/>
+        </w:numPr>
+      </w:pPr>
+      <w:r>
+        <w:t>Treat him as a rising IM: create fresh problems early and use clock pressure, but do not underrate the classical strength.</w:t>
+      </w:r>
+    </w:p>
+    <w:p>
+      <w:pPr>
+        <w:pStyle w:val="Heading2"/>
+      </w:pPr>
+      <w:r>
         <w:t xml:space="preserve">DINO AS WHITE vs. Tan — The Benoni Baiting Operation</w:t>
       </w:r>
     </w:p>
@@ -4606,6 +6479,50 @@
         <w:pStyle w:val="Heading2"/>
       </w:pPr>
       <w:r>
+        <w:t>Seed Report Cross-Check</w:t>
+      </w:r>
+    </w:p>
+    <w:p>
+      <w:pPr>
+        <w:pStyle w:val="ListParagraph"/>
+        <w:numPr>
+          <w:ilvl w:val="0"/>
+          <w:numId w:val="2"/>
+        </w:numPr>
+      </w:pPr>
+      <w:r>
+        <w:t>The seed report separates classical from online play. His speed-game endgame errors are not enough to predict a classical collapse.</w:t>
+      </w:r>
+    </w:p>
+    <w:p>
+      <w:pPr>
+        <w:pStyle w:val="ListParagraph"/>
+        <w:numPr>
+          <w:ilvl w:val="0"/>
+          <w:numId w:val="2"/>
+        </w:numPr>
+      </w:pPr>
+      <w:r>
+        <w:t>Advance Caro is a real result target but a trained project; Dino's ready weapon is the French KIA if Chan allows it.</w:t>
+      </w:r>
+    </w:p>
+    <w:p>
+      <w:pPr>
+        <w:pStyle w:val="ListParagraph"/>
+        <w:numPr>
+          <w:ilvl w:val="0"/>
+          <w:numId w:val="2"/>
+        </w:numPr>
+      </w:pPr>
+      <w:r>
+        <w:t>As Black, the priority is to deny a clean Catalan/Reti squeeze and steer toward draw-heavy fianchetto/Grunfeld structures.</w:t>
+      </w:r>
+    </w:p>
+    <w:p>
+      <w:pPr>
+        <w:pStyle w:val="Heading2"/>
+      </w:pPr>
+      <w:r>
         <w:t xml:space="preserve">DINO AS WHITE vs. Chan — The Advance Caro Demolition</w:t>
       </w:r>
     </w:p>
@@ -5543,6 +7460,50 @@
         <w:pStyle w:val="Heading2"/>
       </w:pPr>
       <w:r>
+        <w:t>Seed Report Cross-Check</w:t>
+      </w:r>
+    </w:p>
+    <w:p>
+      <w:pPr>
+        <w:pStyle w:val="ListParagraph"/>
+        <w:numPr>
+          <w:ilvl w:val="0"/>
+          <w:numId w:val="2"/>
+        </w:numPr>
+      </w:pPr>
+      <w:r>
+        <w:t>This is a solid, draw-heavy opponent. The plan is pressure on his Black side, not a cheap tactical hole.</w:t>
+      </w:r>
+    </w:p>
+    <w:p>
+      <w:pPr>
+        <w:pStyle w:val="ListParagraph"/>
+        <w:numPr>
+          <w:ilvl w:val="0"/>
+          <w:numId w:val="2"/>
+        </w:numPr>
+      </w:pPr>
+      <w:r>
+        <w:t>Avoid his Advance Caro Tal; the Catalan/Reti and non-Tal Caro/Slav ideas require deliberate move-order prep.</w:t>
+      </w:r>
+    </w:p>
+    <w:p>
+      <w:pPr>
+        <w:pStyle w:val="ListParagraph"/>
+        <w:numPr>
+          <w:ilvl w:val="0"/>
+          <w:numId w:val="2"/>
+        </w:numPr>
+      </w:pPr>
+      <w:r>
+        <w:t>Dino's Dragon is a red flag here because Susilodinata has Yugoslav Attack material on file.</w:t>
+      </w:r>
+    </w:p>
+    <w:p>
+      <w:pPr>
+        <w:pStyle w:val="Heading2"/>
+      </w:pPr>
+      <w:r>
         <w:t xml:space="preserve">DINO AS WHITE vs. Susilodinata — The Caro Triple-Threat</w:t>
       </w:r>
     </w:p>
@@ -6533,7 +8494,7 @@
           <w:sz w:val="24"/>
           <w:szCs w:val="24"/>
         </w:rPr>
-        <w:t xml:space="preserve">IND  |  FIDE 2358   ·   The Time-Capsule Veteran</w:t>
+        <w:t>IND  |  FIDE 2352   ·   The Time-Capsule Veteran</w:t>
       </w:r>
     </w:p>
     <w:p>
@@ -6568,6 +8529,50 @@
       </w:r>
       <w:r>
         <w:t xml:space="preserve"> — one prep file, two opponents, and the Mahdavi/Bogdanov games are stylistic siblings. Your Chan A-tree amortizes here at ~70%.</w:t>
+      </w:r>
+    </w:p>
+    <w:p>
+      <w:pPr>
+        <w:pStyle w:val="Heading2"/>
+      </w:pPr>
+      <w:r>
+        <w:t>Seed Report Cross-Check</w:t>
+      </w:r>
+    </w:p>
+    <w:p>
+      <w:pPr>
+        <w:pStyle w:val="ListParagraph"/>
+        <w:numPr>
+          <w:ilvl w:val="0"/>
+          <w:numId w:val="2"/>
+        </w:numPr>
+      </w:pPr>
+      <w:r>
+        <w:t>His file is old and he is effectively inactive, so the manual should seek fresh decisions rather than a memory duel.</w:t>
+      </w:r>
+    </w:p>
+    <w:p>
+      <w:pPr>
+        <w:pStyle w:val="ListParagraph"/>
+        <w:numPr>
+          <w:ilvl w:val="0"/>
+          <w:numId w:val="2"/>
+        </w:numPr>
+      </w:pPr>
+      <w:r>
+        <w:t>Dino's White game is a Caro-Kann fight. Use the tested Two Knights unless Dino commits training time to the Advance.</w:t>
+      </w:r>
+    </w:p>
+    <w:p>
+      <w:pPr>
+        <w:pStyle w:val="ListParagraph"/>
+        <w:numPr>
+          <w:ilvl w:val="0"/>
+          <w:numId w:val="2"/>
+        </w:numPr>
+      </w:pPr>
+      <w:r>
+        <w:t>As Black, unbalanced Catalan/Reti or IQP structures are better than a straight KID autopilot.</w:t>
       </w:r>
     </w:p>
     <w:p>
@@ -7222,7 +9227,7 @@
         <w:t xml:space="preserve">closed and semi-closed</w:t>
       </w:r>
       <w:r>
-        <w:t xml:space="preserve"> structures (KID races, Advance Caro storms, h-pawn lunges) far more than in open classical ones. A 2358 veteran's intuition is near-GM-perfect in his home structures and demonstrably miscalibrated in these — the dossier's loss table (three Black collapses in sharp Advance Caros, structural crush in a Benko, central-expansion loss in a Magnus-QGD) is that miscalibration in print. Pick the position-type fight, not the calculation fight per se — he calculates fine slowly; he </w:t>
+        <w:t xml:space="preserve"> structures (KID races, Advance Caro storms, h-pawn lunges) far more than in open classical ones. A 2352 veteran's intuition is near-GM-perfect in his home structures and demonstrably miscalibrated in these — the dossier's loss table (three Black collapses in sharp Advance Caros, structural crush in a Benko, central-expansion loss in a Magnus-QGD) is that miscalibration in print. Pick the position-type fight, not the calculation fight per se — he calculates fine slowly; he </w:t>
       </w:r>
       <w:r>
         <w:rPr>
@@ -7262,7 +9267,7 @@
         <w:t xml:space="preserve">The respect trap.</w:t>
       </w:r>
       <w:r>
-        <w:t xml:space="preserve"> He's the lowest-rated GM in the field (2358) — do not let the title inflate caution into passivity. Conversely, do not loosen standards if you're winning: his 80-move loss to Sharma proves he defends inferior positions forever. Convert with technique, not adrenaline; he will set endgame traps until bare kings.</w:t>
+        <w:t xml:space="preserve"> He's the lowest-rated GM in the field (2352) — do not let the title inflate caution into passivity. Conversely, do not loosen standards if you're winning: his 80-move loss to Sharma proves he defends inferior positions forever. Convert with technique, not adrenaline; he will set endgame traps until bare kings.</w:t>
       </w:r>
     </w:p>
     <w:p>
@@ -7392,6 +9397,50 @@
         <w:pStyle w:val="Heading2"/>
       </w:pPr>
       <w:r>
+        <w:t>Seed Report Cross-Check</w:t>
+      </w:r>
+    </w:p>
+    <w:p>
+      <w:pPr>
+        <w:pStyle w:val="ListParagraph"/>
+        <w:numPr>
+          <w:ilvl w:val="0"/>
+          <w:numId w:val="2"/>
+        </w:numPr>
+      </w:pPr>
+      <w:r>
+        <w:t>Do not prepare him as a normal 2309. He is a 2010-born FM and the highest underrated-risk player in the field.</w:t>
+      </w:r>
+    </w:p>
+    <w:p>
+      <w:pPr>
+        <w:pStyle w:val="ListParagraph"/>
+        <w:numPr>
+          <w:ilvl w:val="0"/>
+          <w:numId w:val="2"/>
+        </w:numPr>
+      </w:pPr>
+      <w:r>
+        <w:t>Dino's White confidence weapons fit: Bb5 anti-Sicilian vs ...c5 and Center Game vs ...e5 both sidestep his comfort zones.</w:t>
+      </w:r>
+    </w:p>
+    <w:p>
+      <w:pPr>
+        <w:pStyle w:val="ListParagraph"/>
+        <w:numPr>
+          <w:ilvl w:val="0"/>
+          <w:numId w:val="2"/>
+        </w:numPr>
+      </w:pPr>
+      <w:r>
+        <w:t>Dino as Black must refuse his Catalan/pet KID fianchetto comfort and create unfamiliar middlegames.</w:t>
+      </w:r>
+    </w:p>
+    <w:p>
+      <w:pPr>
+        <w:pStyle w:val="Heading2"/>
+      </w:pPr>
+      <w:r>
         <w:t xml:space="preserve">DINO AS WHITE vs. Ang — The Maróczy Suffocation</w:t>
       </w:r>
     </w:p>
@@ -8163,6 +10212,50 @@
         <w:pStyle w:val="Heading2"/>
       </w:pPr>
       <w:r>
+        <w:t>Seed Report Cross-Check</w:t>
+      </w:r>
+    </w:p>
+    <w:p>
+      <w:pPr>
+        <w:pStyle w:val="ListParagraph"/>
+        <w:numPr>
+          <w:ilvl w:val="0"/>
+          <w:numId w:val="2"/>
+        </w:numPr>
+      </w:pPr>
+      <w:r>
+        <w:t>Coaching-partner exception preserved: no combat report should be generated from shared knowledge unless explicitly requested.</w:t>
+      </w:r>
+    </w:p>
+    <w:p>
+      <w:pPr>
+        <w:pStyle w:val="ListParagraph"/>
+        <w:numPr>
+          <w:ilvl w:val="0"/>
+          <w:numId w:val="2"/>
+        </w:numPr>
+      </w:pPr>
+      <w:r>
+        <w:t>This file is about mutual-information discipline, private prep, and avoiding shared-analysis autopilot.</w:t>
+      </w:r>
+    </w:p>
+    <w:p>
+      <w:pPr>
+        <w:pStyle w:val="ListParagraph"/>
+        <w:numPr>
+          <w:ilvl w:val="0"/>
+          <w:numId w:val="2"/>
+        </w:numPr>
+      </w:pPr>
+      <w:r>
+        <w:t>Treat any public pool data as completeness context only, not a mined combat file.</w:t>
+      </w:r>
+    </w:p>
+    <w:p>
+      <w:pPr>
+        <w:pStyle w:val="Heading2"/>
+      </w:pPr>
+      <w:r>
         <w:t xml:space="preserve">LAYER 1 — The Double-Bluff Frame</w:t>
       </w:r>
     </w:p>
@@ -9139,7 +11232,7 @@
     </w:p>
     <w:tbl>
       <w:tblPr>
-        <w:tblW w:type="dxa" w:w="9360"/>
+        <w:jc w:val="left"/>
         <w:tblBorders>
           <w:top w:val="single" w:color="auto" w:sz="4"/>
           <w:left w:val="single" w:color="auto" w:sz="4"/>
@@ -9148,16 +11241,21 @@
           <w:insideH w:val="single" w:color="auto" w:sz="4"/>
           <w:insideV w:val="single" w:color="auto" w:sz="4"/>
         </w:tblBorders>
+        <w:tblW w:w="9360" w:type="dxa"/>
+        <w:tblLayout w:type="fixed"/>
       </w:tblPr>
       <w:tblGrid>
-        <w:gridCol w:w="3000"/>
-        <w:gridCol w:w="2200"/>
-        <w:gridCol w:w="4160"/>
+        <w:gridCol w:w="2300"/>
+        <w:gridCol w:w="2500"/>
+        <w:gridCol w:w="4560"/>
       </w:tblGrid>
       <w:tr>
+        <w:trPr>
+          <w:tblHeader w:val="true"/>
+        </w:trPr>
         <w:tc>
           <w:tcPr>
-            <w:tcW w:type="dxa" w:w="3000"/>
+            <w:tcW w:type="dxa" w:w="2300"/>
             <w:tcBorders>
               <w:top w:val="single" w:color="BBBBBB" w:sz="1"/>
               <w:left w:val="single" w:color="BBBBBB" w:sz="1"/>
@@ -9166,19 +11264,25 @@
             </w:tcBorders>
             <w:shd w:fill="1F3864" w:val="clear"/>
             <w:tcMar>
-              <w:top w:type="dxa" w:w="60"/>
+              <w:top w:type="dxa" w:w="90"/>
               <w:left w:type="dxa" w:w="100"/>
-              <w:bottom w:type="dxa" w:w="60"/>
+              <w:bottom w:type="dxa" w:w="90"/>
               <w:right w:type="dxa" w:w="100"/>
+              <w:start w:w="90" w:type="dxa"/>
+              <w:end w:w="90" w:type="dxa"/>
             </w:tcMar>
+            <w:vAlign w:val="center"/>
           </w:tcPr>
           <w:p>
+            <w:pPr>
+              <w:spacing w:after="0"/>
+            </w:pPr>
             <w:r>
               <w:rPr>
                 <w:b/>
                 <w:bCs/>
                 <w:color w:val="FFFFFF"/>
-                <w:sz w:val="18"/>
+                <w:sz w:val="17"/>
                 <w:szCs w:val="18"/>
               </w:rPr>
               <w:t xml:space="preserve">Structure Family</w:t>
@@ -9187,7 +11291,7 @@
         </w:tc>
         <w:tc>
           <w:tcPr>
-            <w:tcW w:type="dxa" w:w="2200"/>
+            <w:tcW w:type="dxa" w:w="2500"/>
             <w:tcBorders>
               <w:top w:val="single" w:color="BBBBBB" w:sz="1"/>
               <w:left w:val="single" w:color="BBBBBB" w:sz="1"/>
@@ -9196,19 +11300,25 @@
             </w:tcBorders>
             <w:shd w:fill="1F3864" w:val="clear"/>
             <w:tcMar>
-              <w:top w:type="dxa" w:w="60"/>
+              <w:top w:type="dxa" w:w="90"/>
               <w:left w:type="dxa" w:w="100"/>
-              <w:bottom w:type="dxa" w:w="60"/>
+              <w:bottom w:type="dxa" w:w="90"/>
               <w:right w:type="dxa" w:w="100"/>
+              <w:start w:w="90" w:type="dxa"/>
+              <w:end w:w="90" w:type="dxa"/>
             </w:tcMar>
+            <w:vAlign w:val="center"/>
           </w:tcPr>
           <w:p>
+            <w:pPr>
+              <w:spacing w:after="0"/>
+            </w:pPr>
             <w:r>
               <w:rPr>
                 <w:b/>
                 <w:bCs/>
                 <w:color w:val="FFFFFF"/>
-                <w:sz w:val="18"/>
+                <w:sz w:val="17"/>
                 <w:szCs w:val="18"/>
               </w:rPr>
               <w:t xml:space="preserve">Opponents Covered</w:t>
@@ -9217,7 +11327,7 @@
         </w:tc>
         <w:tc>
           <w:tcPr>
-            <w:tcW w:type="dxa" w:w="4160"/>
+            <w:tcW w:type="dxa" w:w="4560"/>
             <w:tcBorders>
               <w:top w:val="single" w:color="BBBBBB" w:sz="1"/>
               <w:left w:val="single" w:color="BBBBBB" w:sz="1"/>
@@ -9226,19 +11336,25 @@
             </w:tcBorders>
             <w:shd w:fill="1F3864" w:val="clear"/>
             <w:tcMar>
-              <w:top w:type="dxa" w:w="60"/>
+              <w:top w:type="dxa" w:w="90"/>
               <w:left w:type="dxa" w:w="100"/>
-              <w:bottom w:type="dxa" w:w="60"/>
+              <w:bottom w:type="dxa" w:w="90"/>
               <w:right w:type="dxa" w:w="100"/>
+              <w:start w:w="90" w:type="dxa"/>
+              <w:end w:w="90" w:type="dxa"/>
             </w:tcMar>
+            <w:vAlign w:val="center"/>
           </w:tcPr>
           <w:p>
+            <w:pPr>
+              <w:spacing w:after="0"/>
+            </w:pPr>
             <w:r>
               <w:rPr>
                 <w:b/>
                 <w:bCs/>
                 <w:color w:val="FFFFFF"/>
-                <w:sz w:val="18"/>
+                <w:sz w:val="17"/>
                 <w:szCs w:val="18"/>
               </w:rPr>
               <w:t xml:space="preserve">Key Assets</w:t>
@@ -9249,7 +11365,7 @@
       <w:tr>
         <w:tc>
           <w:tcPr>
-            <w:tcW w:type="dxa" w:w="3000"/>
+            <w:tcW w:type="dxa" w:w="2300"/>
             <w:tcBorders>
               <w:top w:val="single" w:color="BBBBBB" w:sz="1"/>
               <w:left w:val="single" w:color="BBBBBB" w:sz="1"/>
@@ -9257,27 +11373,37 @@
               <w:right w:val="single" w:color="BBBBBB" w:sz="1"/>
             </w:tcBorders>
             <w:tcMar>
-              <w:top w:type="dxa" w:w="60"/>
+              <w:top w:type="dxa" w:w="90"/>
               <w:left w:type="dxa" w:w="100"/>
-              <w:bottom w:type="dxa" w:w="60"/>
+              <w:bottom w:type="dxa" w:w="90"/>
               <w:right w:type="dxa" w:w="100"/>
+              <w:start w:w="90" w:type="dxa"/>
+              <w:end w:w="90" w:type="dxa"/>
             </w:tcMar>
+            <w:vAlign w:val="center"/>
           </w:tcPr>
           <w:p>
-            <w:r>
-              <w:rPr>
-                <w:b/>
-                <w:bCs/>
-                <w:sz w:val="18"/>
-                <w:szCs w:val="18"/>
-              </w:rPr>
-              <w:t xml:space="preserve">Advance Caro-Kann storm (4.h4 / 7.e6! / Tal systems)</w:t>
+            <w:pPr>
+              <w:spacing w:after="0"/>
+              <w:jc w:val="left"/>
+            </w:pPr>
+            <w:r>
+              <w:rPr>
+                <w:sz w:val="17"/>
+              </w:rPr>
+            </w:r>
+            <w:r>
+              <w:rPr>
+                <w:b w:val="0"/>
+                <w:sz w:val="17"/>
+              </w:rPr>
+              <w:t>Advance Caro-Kann storm</w:t>
             </w:r>
           </w:p>
         </w:tc>
         <w:tc>
           <w:tcPr>
-            <w:tcW w:type="dxa" w:w="2200"/>
+            <w:tcW w:type="dxa" w:w="2500"/>
             <w:tcBorders>
               <w:top w:val="single" w:color="BBBBBB" w:sz="1"/>
               <w:left w:val="single" w:color="BBBBBB" w:sz="1"/>
@@ -9285,27 +11411,37 @@
               <w:right w:val="single" w:color="BBBBBB" w:sz="1"/>
             </w:tcBorders>
             <w:tcMar>
-              <w:top w:type="dxa" w:w="60"/>
+              <w:top w:type="dxa" w:w="90"/>
               <w:left w:type="dxa" w:w="100"/>
-              <w:bottom w:type="dxa" w:w="60"/>
+              <w:bottom w:type="dxa" w:w="90"/>
               <w:right w:type="dxa" w:w="100"/>
+              <w:start w:w="90" w:type="dxa"/>
+              <w:end w:w="90" w:type="dxa"/>
             </w:tcMar>
+            <w:vAlign w:val="center"/>
           </w:tcPr>
           <w:p>
-            <w:r>
-              <w:rPr>
-                <w:b w:val="false"/>
-                <w:bCs w:val="false"/>
-                <w:sz w:val="18"/>
-                <w:szCs w:val="18"/>
-              </w:rPr>
-              <w:t xml:space="preserve">Chan, Thejkumar, Ang (Caro fork)</w:t>
+            <w:pPr>
+              <w:spacing w:after="0"/>
+              <w:jc w:val="left"/>
+            </w:pPr>
+            <w:r>
+              <w:rPr>
+                <w:sz w:val="17"/>
+              </w:rPr>
+            </w:r>
+            <w:r>
+              <w:rPr>
+                <w:b w:val="0"/>
+                <w:sz w:val="17"/>
+              </w:rPr>
+              <w:t>Tan, Chan, Thejkumar, Ang</w:t>
             </w:r>
           </w:p>
         </w:tc>
         <w:tc>
           <w:tcPr>
-            <w:tcW w:type="dxa" w:w="4160"/>
+            <w:tcW w:type="dxa" w:w="4560"/>
             <w:tcBorders>
               <w:top w:val="single" w:color="BBBBBB" w:sz="1"/>
               <w:left w:val="single" w:color="BBBBBB" w:sz="1"/>
@@ -9313,21 +11449,31 @@
               <w:right w:val="single" w:color="BBBBBB" w:sz="1"/>
             </w:tcBorders>
             <w:tcMar>
-              <w:top w:type="dxa" w:w="60"/>
+              <w:top w:type="dxa" w:w="90"/>
               <w:left w:type="dxa" w:w="100"/>
-              <w:bottom w:type="dxa" w:w="60"/>
+              <w:bottom w:type="dxa" w:w="90"/>
               <w:right w:type="dxa" w:w="100"/>
+              <w:start w:w="90" w:type="dxa"/>
+              <w:end w:w="90" w:type="dxa"/>
             </w:tcMar>
+            <w:vAlign w:val="center"/>
           </w:tcPr>
           <w:p>
-            <w:r>
-              <w:rPr>
-                <w:b w:val="false"/>
-                <w:bCs w:val="false"/>
-                <w:sz w:val="18"/>
-                <w:szCs w:val="18"/>
-              </w:rPr>
-              <w:t xml:space="preserve">Highest-leverage file in the prep. The 4...h6 5.g4 Be4 6.f3 Bh7 7.e6! bomb and the h4/c4 double-front are shared verbatim across all three.</w:t>
+            <w:pPr>
+              <w:spacing w:after="0"/>
+              <w:jc w:val="left"/>
+            </w:pPr>
+            <w:r>
+              <w:rPr>
+                <w:sz w:val="17"/>
+              </w:rPr>
+            </w:r>
+            <w:r>
+              <w:rPr>
+                <w:b w:val="0"/>
+                <w:sz w:val="17"/>
+              </w:rPr>
+              <w:t>High leverage but high workload. Several reports point here, yet Dino has zero practical reps; deploy only after training.</w:t>
             </w:r>
           </w:p>
         </w:tc>
@@ -9335,7 +11481,7 @@
       <w:tr>
         <w:tc>
           <w:tcPr>
-            <w:tcW w:type="dxa" w:w="3000"/>
+            <w:tcW w:type="dxa" w:w="2300"/>
             <w:tcBorders>
               <w:top w:val="single" w:color="BBBBBB" w:sz="1"/>
               <w:left w:val="single" w:color="BBBBBB" w:sz="1"/>
@@ -9344,27 +11490,37 @@
             </w:tcBorders>
             <w:shd w:fill="F2F2F2" w:val="clear"/>
             <w:tcMar>
-              <w:top w:type="dxa" w:w="60"/>
+              <w:top w:type="dxa" w:w="90"/>
               <w:left w:type="dxa" w:w="100"/>
-              <w:bottom w:type="dxa" w:w="60"/>
+              <w:bottom w:type="dxa" w:w="90"/>
               <w:right w:type="dxa" w:w="100"/>
+              <w:start w:w="90" w:type="dxa"/>
+              <w:end w:w="90" w:type="dxa"/>
             </w:tcMar>
+            <w:vAlign w:val="center"/>
           </w:tcPr>
           <w:p>
-            <w:r>
-              <w:rPr>
-                <w:b/>
-                <w:bCs/>
-                <w:sz w:val="18"/>
-                <w:szCs w:val="18"/>
-              </w:rPr>
-              <w:t xml:space="preserve">Reversed-Sicilian / full-center clamp (...c5, ...e5, ...d4 lock)</w:t>
+            <w:pPr>
+              <w:spacing w:after="0"/>
+              <w:jc w:val="left"/>
+            </w:pPr>
+            <w:r>
+              <w:rPr>
+                <w:sz w:val="17"/>
+              </w:rPr>
+            </w:r>
+            <w:r>
+              <w:rPr>
+                <w:b w:val="0"/>
+                <w:sz w:val="17"/>
+              </w:rPr>
+              <w:t>Reversed-Sicilian / full-center clamp</w:t>
             </w:r>
           </w:p>
         </w:tc>
         <w:tc>
           <w:tcPr>
-            <w:tcW w:type="dxa" w:w="2200"/>
+            <w:tcW w:type="dxa" w:w="2500"/>
             <w:tcBorders>
               <w:top w:val="single" w:color="BBBBBB" w:sz="1"/>
               <w:left w:val="single" w:color="BBBBBB" w:sz="1"/>
@@ -9373,27 +11529,37 @@
             </w:tcBorders>
             <w:shd w:fill="F2F2F2" w:val="clear"/>
             <w:tcMar>
-              <w:top w:type="dxa" w:w="60"/>
+              <w:top w:type="dxa" w:w="90"/>
               <w:left w:type="dxa" w:w="100"/>
-              <w:bottom w:type="dxa" w:w="60"/>
+              <w:bottom w:type="dxa" w:w="90"/>
               <w:right w:type="dxa" w:w="100"/>
+              <w:start w:w="90" w:type="dxa"/>
+              <w:end w:w="90" w:type="dxa"/>
             </w:tcMar>
+            <w:vAlign w:val="center"/>
           </w:tcPr>
           <w:p>
-            <w:r>
-              <w:rPr>
-                <w:b w:val="false"/>
-                <w:bCs w:val="false"/>
-                <w:sz w:val="18"/>
-                <w:szCs w:val="18"/>
-              </w:rPr>
-              <w:t xml:space="preserve">Shyaam, Chan, Ang, Arlan (1.c4 e5)</w:t>
+            <w:pPr>
+              <w:spacing w:after="0"/>
+              <w:jc w:val="left"/>
+            </w:pPr>
+            <w:r>
+              <w:rPr>
+                <w:sz w:val="17"/>
+              </w:rPr>
+            </w:r>
+            <w:r>
+              <w:rPr>
+                <w:b w:val="0"/>
+                <w:sz w:val="17"/>
+              </w:rPr>
+              <w:t>Shyaam, Chan, Ang, Arlan</w:t>
             </w:r>
           </w:p>
         </w:tc>
         <w:tc>
           <w:tcPr>
-            <w:tcW w:type="dxa" w:w="4160"/>
+            <w:tcW w:type="dxa" w:w="4560"/>
             <w:tcBorders>
               <w:top w:val="single" w:color="BBBBBB" w:sz="1"/>
               <w:left w:val="single" w:color="BBBBBB" w:sz="1"/>
@@ -9402,21 +11568,31 @@
             </w:tcBorders>
             <w:shd w:fill="F2F2F2" w:val="clear"/>
             <w:tcMar>
-              <w:top w:type="dxa" w:w="60"/>
+              <w:top w:type="dxa" w:w="90"/>
               <w:left w:type="dxa" w:w="100"/>
-              <w:bottom w:type="dxa" w:w="60"/>
+              <w:bottom w:type="dxa" w:w="90"/>
               <w:right w:type="dxa" w:w="100"/>
+              <w:start w:w="90" w:type="dxa"/>
+              <w:end w:w="90" w:type="dxa"/>
             </w:tcMar>
+            <w:vAlign w:val="center"/>
           </w:tcPr>
           <w:p>
-            <w:r>
-              <w:rPr>
-                <w:b w:val="false"/>
-                <w:bCs w:val="false"/>
-                <w:sz w:val="18"/>
-                <w:szCs w:val="18"/>
-              </w:rPr>
-              <w:t xml:space="preserve">The KIA-killer and anti-flank annexation schemes. Fourth-plus deployment by tournament end.</w:t>
+            <w:pPr>
+              <w:spacing w:after="0"/>
+              <w:jc w:val="left"/>
+            </w:pPr>
+            <w:r>
+              <w:rPr>
+                <w:sz w:val="17"/>
+              </w:rPr>
+            </w:r>
+            <w:r>
+              <w:rPr>
+                <w:b w:val="0"/>
+                <w:sz w:val="17"/>
+              </w:rPr>
+              <w:t>Useful anti-flank economy, especially when it creates fresh problems early rather than a memorized duel.</w:t>
             </w:r>
           </w:p>
         </w:tc>
@@ -9424,7 +11600,7 @@
       <w:tr>
         <w:tc>
           <w:tcPr>
-            <w:tcW w:type="dxa" w:w="3000"/>
+            <w:tcW w:type="dxa" w:w="2300"/>
             <w:tcBorders>
               <w:top w:val="single" w:color="BBBBBB" w:sz="1"/>
               <w:left w:val="single" w:color="BBBBBB" w:sz="1"/>
@@ -9432,27 +11608,37 @@
               <w:right w:val="single" w:color="BBBBBB" w:sz="1"/>
             </w:tcBorders>
             <w:tcMar>
-              <w:top w:type="dxa" w:w="60"/>
+              <w:top w:type="dxa" w:w="90"/>
               <w:left w:type="dxa" w:w="100"/>
-              <w:bottom w:type="dxa" w:w="60"/>
+              <w:bottom w:type="dxa" w:w="90"/>
               <w:right w:type="dxa" w:w="100"/>
+              <w:start w:w="90" w:type="dxa"/>
+              <w:end w:w="90" w:type="dxa"/>
             </w:tcMar>
+            <w:vAlign w:val="center"/>
           </w:tcPr>
           <w:p>
-            <w:r>
-              <w:rPr>
-                <w:b/>
-                <w:bCs/>
-                <w:sz w:val="18"/>
-                <w:szCs w:val="18"/>
-              </w:rPr>
-              <w:t xml:space="preserve">Fianchetto KID / Grünfeld complex</w:t>
+            <w:pPr>
+              <w:spacing w:after="0"/>
+              <w:jc w:val="left"/>
+            </w:pPr>
+            <w:r>
+              <w:rPr>
+                <w:sz w:val="17"/>
+              </w:rPr>
+            </w:r>
+            <w:r>
+              <w:rPr>
+                <w:b w:val="0"/>
+                <w:sz w:val="17"/>
+              </w:rPr>
+              <w:t>Fianchetto KID / Grunfeld complex</w:t>
             </w:r>
           </w:p>
         </w:tc>
         <w:tc>
           <w:tcPr>
-            <w:tcW w:type="dxa" w:w="2200"/>
+            <w:tcW w:type="dxa" w:w="2500"/>
             <w:tcBorders>
               <w:top w:val="single" w:color="BBBBBB" w:sz="1"/>
               <w:left w:val="single" w:color="BBBBBB" w:sz="1"/>
@@ -9460,27 +11646,37 @@
               <w:right w:val="single" w:color="BBBBBB" w:sz="1"/>
             </w:tcBorders>
             <w:tcMar>
-              <w:top w:type="dxa" w:w="60"/>
+              <w:top w:type="dxa" w:w="90"/>
               <w:left w:type="dxa" w:w="100"/>
-              <w:bottom w:type="dxa" w:w="60"/>
+              <w:bottom w:type="dxa" w:w="90"/>
               <w:right w:type="dxa" w:w="100"/>
+              <w:start w:w="90" w:type="dxa"/>
+              <w:end w:w="90" w:type="dxa"/>
             </w:tcMar>
+            <w:vAlign w:val="center"/>
           </w:tcPr>
           <w:p>
-            <w:r>
-              <w:rPr>
-                <w:b w:val="false"/>
-                <w:bCs w:val="false"/>
-                <w:sz w:val="18"/>
-                <w:szCs w:val="18"/>
-              </w:rPr>
-              <w:t xml:space="preserve">Tan, Thejkumar, Ang, Arlan</w:t>
+            <w:pPr>
+              <w:spacing w:after="0"/>
+              <w:jc w:val="left"/>
+            </w:pPr>
+            <w:r>
+              <w:rPr>
+                <w:sz w:val="17"/>
+              </w:rPr>
+            </w:r>
+            <w:r>
+              <w:rPr>
+                <w:b w:val="0"/>
+                <w:sz w:val="17"/>
+              </w:rPr>
+              <w:t>Tan, Chan, Thejkumar, Ang</w:t>
             </w:r>
           </w:p>
         </w:tc>
         <w:tc>
           <w:tcPr>
-            <w:tcW w:type="dxa" w:w="4160"/>
+            <w:tcW w:type="dxa" w:w="4560"/>
             <w:tcBorders>
               <w:top w:val="single" w:color="BBBBBB" w:sz="1"/>
               <w:left w:val="single" w:color="BBBBBB" w:sz="1"/>
@@ -9488,21 +11684,31 @@
               <w:right w:val="single" w:color="BBBBBB" w:sz="1"/>
             </w:tcBorders>
             <w:tcMar>
-              <w:top w:type="dxa" w:w="60"/>
+              <w:top w:type="dxa" w:w="90"/>
               <w:left w:type="dxa" w:w="100"/>
-              <w:bottom w:type="dxa" w:w="60"/>
+              <w:bottom w:type="dxa" w:w="90"/>
               <w:right w:type="dxa" w:w="100"/>
+              <w:start w:w="90" w:type="dxa"/>
+              <w:end w:w="90" w:type="dxa"/>
             </w:tcMar>
+            <w:vAlign w:val="center"/>
           </w:tcPr>
           <w:p>
-            <w:r>
-              <w:rPr>
-                <w:b w:val="false"/>
-                <w:bCs w:val="false"/>
-                <w:sz w:val="18"/>
-                <w:szCs w:val="18"/>
-              </w:rPr>
-              <w:t xml:space="preserve">The ...f5-f4 storm rules, Mar del Plata race timing, and the 5...dxc4! Catalan-Grünfeld detonation.</w:t>
+            <w:pPr>
+              <w:spacing w:after="0"/>
+              <w:jc w:val="left"/>
+            </w:pPr>
+            <w:r>
+              <w:rPr>
+                <w:sz w:val="17"/>
+              </w:rPr>
+            </w:r>
+            <w:r>
+              <w:rPr>
+                <w:b w:val="0"/>
+                <w:sz w:val="17"/>
+              </w:rPr>
+              <w:t>Key Black-side denial file against g3 systems; keep ...dxc4, Benoni, and Neo-Grunfeld branches concrete.</w:t>
             </w:r>
           </w:p>
         </w:tc>
@@ -9510,7 +11716,7 @@
       <w:tr>
         <w:tc>
           <w:tcPr>
-            <w:tcW w:type="dxa" w:w="3000"/>
+            <w:tcW w:type="dxa" w:w="2300"/>
             <w:tcBorders>
               <w:top w:val="single" w:color="BBBBBB" w:sz="1"/>
               <w:left w:val="single" w:color="BBBBBB" w:sz="1"/>
@@ -9519,27 +11725,37 @@
             </w:tcBorders>
             <w:shd w:fill="F2F2F2" w:val="clear"/>
             <w:tcMar>
-              <w:top w:type="dxa" w:w="60"/>
+              <w:top w:type="dxa" w:w="90"/>
               <w:left w:type="dxa" w:w="100"/>
-              <w:bottom w:type="dxa" w:w="60"/>
+              <w:bottom w:type="dxa" w:w="90"/>
               <w:right w:type="dxa" w:w="100"/>
+              <w:start w:w="90" w:type="dxa"/>
+              <w:end w:w="90" w:type="dxa"/>
             </w:tcMar>
+            <w:vAlign w:val="center"/>
           </w:tcPr>
           <w:p>
-            <w:r>
-              <w:rPr>
-                <w:b/>
-                <w:bCs/>
-                <w:sz w:val="18"/>
-                <w:szCs w:val="18"/>
-              </w:rPr>
-              <w:t xml:space="preserve">Catalan / Réti squeeze (g2-bishop pressure)</w:t>
+            <w:pPr>
+              <w:spacing w:after="0"/>
+              <w:jc w:val="left"/>
+            </w:pPr>
+            <w:r>
+              <w:rPr>
+                <w:sz w:val="17"/>
+              </w:rPr>
+            </w:r>
+            <w:r>
+              <w:rPr>
+                <w:b w:val="0"/>
+                <w:sz w:val="17"/>
+              </w:rPr>
+              <w:t>Catalan / Reti squeeze</w:t>
             </w:r>
           </w:p>
         </w:tc>
         <w:tc>
           <w:tcPr>
-            <w:tcW w:type="dxa" w:w="2200"/>
+            <w:tcW w:type="dxa" w:w="2500"/>
             <w:tcBorders>
               <w:top w:val="single" w:color="BBBBBB" w:sz="1"/>
               <w:left w:val="single" w:color="BBBBBB" w:sz="1"/>
@@ -9548,27 +11764,37 @@
             </w:tcBorders>
             <w:shd w:fill="F2F2F2" w:val="clear"/>
             <w:tcMar>
-              <w:top w:type="dxa" w:w="60"/>
+              <w:top w:type="dxa" w:w="90"/>
               <w:left w:type="dxa" w:w="100"/>
-              <w:bottom w:type="dxa" w:w="60"/>
+              <w:bottom w:type="dxa" w:w="90"/>
               <w:right w:type="dxa" w:w="100"/>
+              <w:start w:w="90" w:type="dxa"/>
+              <w:end w:w="90" w:type="dxa"/>
             </w:tcMar>
+            <w:vAlign w:val="center"/>
           </w:tcPr>
           <w:p>
-            <w:r>
-              <w:rPr>
-                <w:b w:val="false"/>
-                <w:bCs w:val="false"/>
-                <w:sz w:val="18"/>
-                <w:szCs w:val="18"/>
-              </w:rPr>
-              <w:t>Vignesh (as White), Morris, Tan (1...e6 dodge)</w:t>
+            <w:pPr>
+              <w:spacing w:after="0"/>
+              <w:jc w:val="left"/>
+            </w:pPr>
+            <w:r>
+              <w:rPr>
+                <w:sz w:val="17"/>
+              </w:rPr>
+            </w:r>
+            <w:r>
+              <w:rPr>
+                <w:b w:val="0"/>
+                <w:sz w:val="17"/>
+              </w:rPr>
+              <w:t>Vignesh, Morris, Tan, Susilodinata</w:t>
             </w:r>
           </w:p>
         </w:tc>
         <w:tc>
           <w:tcPr>
-            <w:tcW w:type="dxa" w:w="4160"/>
+            <w:tcW w:type="dxa" w:w="4560"/>
             <w:tcBorders>
               <w:top w:val="single" w:color="BBBBBB" w:sz="1"/>
               <w:left w:val="single" w:color="BBBBBB" w:sz="1"/>
@@ -9577,21 +11803,31 @@
             </w:tcBorders>
             <w:shd w:fill="F2F2F2" w:val="clear"/>
             <w:tcMar>
-              <w:top w:type="dxa" w:w="60"/>
+              <w:top w:type="dxa" w:w="90"/>
               <w:left w:type="dxa" w:w="100"/>
-              <w:bottom w:type="dxa" w:w="60"/>
+              <w:bottom w:type="dxa" w:w="90"/>
               <w:right w:type="dxa" w:w="100"/>
+              <w:start w:w="90" w:type="dxa"/>
+              <w:end w:w="90" w:type="dxa"/>
             </w:tcMar>
+            <w:vAlign w:val="center"/>
           </w:tcPr>
           <w:p>
-            <w:r>
-              <w:rPr>
-                <w:b w:val="false"/>
-                <w:bCs w:val="false"/>
-                <w:sz w:val="18"/>
-                <w:szCs w:val="18"/>
-              </w:rPr>
-              <w:t xml:space="preserve">Restrained 8.Nbd2 / 8.a4 systems; the closed-center e4-e5 clamp; the Dhingra double-fianchetto blueprint.</w:t>
+            <w:pPr>
+              <w:spacing w:after="0"/>
+              <w:jc w:val="left"/>
+            </w:pPr>
+            <w:r>
+              <w:rPr>
+                <w:sz w:val="17"/>
+              </w:rPr>
+            </w:r>
+            <w:r>
+              <w:rPr>
+                <w:b w:val="0"/>
+                <w:sz w:val="17"/>
+              </w:rPr>
+              <w:t>Strong target family only if Dino can reach it by prepared move order. Do not improvise a squeeze from a poor fit.</w:t>
             </w:r>
           </w:p>
         </w:tc>
@@ -9599,7 +11835,7 @@
       <w:tr>
         <w:tc>
           <w:tcPr>
-            <w:tcW w:type="dxa" w:w="3000"/>
+            <w:tcW w:type="dxa" w:w="2300"/>
             <w:tcBorders>
               <w:top w:val="single" w:color="BBBBBB" w:sz="1"/>
               <w:left w:val="single" w:color="BBBBBB" w:sz="1"/>
@@ -9607,27 +11843,37 @@
               <w:right w:val="single" w:color="BBBBBB" w:sz="1"/>
             </w:tcBorders>
             <w:tcMar>
-              <w:top w:type="dxa" w:w="60"/>
+              <w:top w:type="dxa" w:w="90"/>
               <w:left w:type="dxa" w:w="100"/>
-              <w:bottom w:type="dxa" w:w="60"/>
+              <w:bottom w:type="dxa" w:w="90"/>
               <w:right w:type="dxa" w:w="100"/>
+              <w:start w:w="90" w:type="dxa"/>
+              <w:end w:w="90" w:type="dxa"/>
             </w:tcMar>
+            <w:vAlign w:val="center"/>
           </w:tcPr>
           <w:p>
-            <w:r>
-              <w:rPr>
-                <w:b/>
-                <w:bCs/>
-                <w:sz w:val="18"/>
-                <w:szCs w:val="18"/>
-              </w:rPr>
-              <w:t xml:space="preserve">Anti-Sicilian counter-package (vs Alapin, Rossolimo, Closed)</w:t>
+            <w:pPr>
+              <w:spacing w:after="0"/>
+              <w:jc w:val="left"/>
+            </w:pPr>
+            <w:r>
+              <w:rPr>
+                <w:sz w:val="17"/>
+              </w:rPr>
+            </w:r>
+            <w:r>
+              <w:rPr>
+                <w:b w:val="0"/>
+                <w:sz w:val="17"/>
+              </w:rPr>
+              <w:t>Anti-Sicilian counter-package</w:t>
             </w:r>
           </w:p>
         </w:tc>
         <w:tc>
           <w:tcPr>
-            <w:tcW w:type="dxa" w:w="2200"/>
+            <w:tcW w:type="dxa" w:w="2500"/>
             <w:tcBorders>
               <w:top w:val="single" w:color="BBBBBB" w:sz="1"/>
               <w:left w:val="single" w:color="BBBBBB" w:sz="1"/>
@@ -9635,27 +11881,37 @@
               <w:right w:val="single" w:color="BBBBBB" w:sz="1"/>
             </w:tcBorders>
             <w:tcMar>
-              <w:top w:type="dxa" w:w="60"/>
+              <w:top w:type="dxa" w:w="90"/>
               <w:left w:type="dxa" w:w="100"/>
-              <w:bottom w:type="dxa" w:w="60"/>
+              <w:bottom w:type="dxa" w:w="90"/>
               <w:right w:type="dxa" w:w="100"/>
+              <w:start w:w="90" w:type="dxa"/>
+              <w:end w:w="90" w:type="dxa"/>
             </w:tcMar>
+            <w:vAlign w:val="center"/>
           </w:tcPr>
           <w:p>
-            <w:r>
-              <w:rPr>
-                <w:b w:val="false"/>
-                <w:bCs w:val="false"/>
-                <w:sz w:val="18"/>
-                <w:szCs w:val="18"/>
-              </w:rPr>
-              <w:t xml:space="preserve">Vignesh, Susilodinata, Arlan (1.e4 outlier)</w:t>
+            <w:pPr>
+              <w:spacing w:after="0"/>
+              <w:jc w:val="left"/>
+            </w:pPr>
+            <w:r>
+              <w:rPr>
+                <w:sz w:val="17"/>
+              </w:rPr>
+            </w:r>
+            <w:r>
+              <w:rPr>
+                <w:b w:val="0"/>
+                <w:sz w:val="17"/>
+              </w:rPr>
+              <w:t>Shyaam, Ang, Vignesh, Morris</w:t>
             </w:r>
           </w:p>
         </w:tc>
         <w:tc>
           <w:tcPr>
-            <w:tcW w:type="dxa" w:w="4160"/>
+            <w:tcW w:type="dxa" w:w="4560"/>
             <w:tcBorders>
               <w:top w:val="single" w:color="BBBBBB" w:sz="1"/>
               <w:left w:val="single" w:color="BBBBBB" w:sz="1"/>
@@ -9663,21 +11919,31 @@
               <w:right w:val="single" w:color="BBBBBB" w:sz="1"/>
             </w:tcBorders>
             <w:tcMar>
-              <w:top w:type="dxa" w:w="60"/>
+              <w:top w:type="dxa" w:w="90"/>
               <w:left w:type="dxa" w:w="100"/>
-              <w:bottom w:type="dxa" w:w="60"/>
+              <w:bottom w:type="dxa" w:w="90"/>
               <w:right w:type="dxa" w:w="100"/>
+              <w:start w:w="90" w:type="dxa"/>
+              <w:end w:w="90" w:type="dxa"/>
             </w:tcMar>
+            <w:vAlign w:val="center"/>
           </w:tcPr>
           <w:p>
-            <w:r>
-              <w:rPr>
-                <w:b w:val="false"/>
-                <w:bCs w:val="false"/>
-                <w:sz w:val="18"/>
-                <w:szCs w:val="18"/>
-              </w:rPr>
-              <w:t xml:space="preserve">High-pressure unbalancing answers: 2...d5! vs Alapin, ...g6/dxc6 vs Rossolimo, ...e5 lock vs Closed.</w:t>
+            <w:pPr>
+              <w:spacing w:after="0"/>
+              <w:jc w:val="left"/>
+            </w:pPr>
+            <w:r>
+              <w:rPr>
+                <w:sz w:val="17"/>
+              </w:rPr>
+            </w:r>
+            <w:r>
+              <w:rPr>
+                <w:b w:val="0"/>
+                <w:sz w:val="17"/>
+              </w:rPr>
+              <w:t>Dino's best practical domain, but repair or avoid the Dragon sequence when he has Black.</w:t>
             </w:r>
           </w:p>
         </w:tc>
@@ -9685,7 +11951,7 @@
       <w:tr>
         <w:tc>
           <w:tcPr>
-            <w:tcW w:type="dxa" w:w="3000"/>
+            <w:tcW w:type="dxa" w:w="2300"/>
             <w:tcBorders>
               <w:top w:val="single" w:color="BBBBBB" w:sz="1"/>
               <w:left w:val="single" w:color="BBBBBB" w:sz="1"/>
@@ -9694,27 +11960,37 @@
             </w:tcBorders>
             <w:shd w:fill="F2F2F2" w:val="clear"/>
             <w:tcMar>
-              <w:top w:type="dxa" w:w="60"/>
+              <w:top w:type="dxa" w:w="90"/>
               <w:left w:type="dxa" w:w="100"/>
-              <w:bottom w:type="dxa" w:w="60"/>
+              <w:bottom w:type="dxa" w:w="90"/>
               <w:right w:type="dxa" w:w="100"/>
+              <w:start w:w="90" w:type="dxa"/>
+              <w:end w:w="90" w:type="dxa"/>
             </w:tcMar>
+            <w:vAlign w:val="center"/>
           </w:tcPr>
           <w:p>
-            <w:r>
-              <w:rPr>
-                <w:b/>
-                <w:bCs/>
-                <w:sz w:val="18"/>
-                <w:szCs w:val="18"/>
-              </w:rPr>
-              <w:t xml:space="preserve">IQP / Panov attacking complex</w:t>
+            <w:pPr>
+              <w:spacing w:after="0"/>
+              <w:jc w:val="left"/>
+            </w:pPr>
+            <w:r>
+              <w:rPr>
+                <w:sz w:val="17"/>
+              </w:rPr>
+            </w:r>
+            <w:r>
+              <w:rPr>
+                <w:b w:val="0"/>
+                <w:sz w:val="17"/>
+              </w:rPr>
+              <w:t>IQP / Panov attacking complex</w:t>
             </w:r>
           </w:p>
         </w:tc>
         <w:tc>
           <w:tcPr>
-            <w:tcW w:type="dxa" w:w="2200"/>
+            <w:tcW w:type="dxa" w:w="2500"/>
             <w:tcBorders>
               <w:top w:val="single" w:color="BBBBBB" w:sz="1"/>
               <w:left w:val="single" w:color="BBBBBB" w:sz="1"/>
@@ -9723,27 +11999,37 @@
             </w:tcBorders>
             <w:shd w:fill="F2F2F2" w:val="clear"/>
             <w:tcMar>
-              <w:top w:type="dxa" w:w="60"/>
+              <w:top w:type="dxa" w:w="90"/>
               <w:left w:type="dxa" w:w="100"/>
-              <w:bottom w:type="dxa" w:w="60"/>
+              <w:bottom w:type="dxa" w:w="90"/>
               <w:right w:type="dxa" w:w="100"/>
+              <w:start w:w="90" w:type="dxa"/>
+              <w:end w:w="90" w:type="dxa"/>
             </w:tcMar>
+            <w:vAlign w:val="center"/>
           </w:tcPr>
           <w:p>
-            <w:r>
-              <w:rPr>
-                <w:b w:val="false"/>
-                <w:bCs w:val="false"/>
-                <w:sz w:val="18"/>
-                <w:szCs w:val="18"/>
-              </w:rPr>
-              <w:t xml:space="preserve">Susilodinata, Vignesh-file C1 echoes</w:t>
+            <w:pPr>
+              <w:spacing w:after="0"/>
+              <w:jc w:val="left"/>
+            </w:pPr>
+            <w:r>
+              <w:rPr>
+                <w:sz w:val="17"/>
+              </w:rPr>
+            </w:r>
+            <w:r>
+              <w:rPr>
+                <w:b w:val="0"/>
+                <w:sz w:val="17"/>
+              </w:rPr>
+              <w:t>Vignesh, Morris, Thejkumar</w:t>
             </w:r>
           </w:p>
         </w:tc>
         <w:tc>
           <w:tcPr>
-            <w:tcW w:type="dxa" w:w="4160"/>
+            <w:tcW w:type="dxa" w:w="4560"/>
             <w:tcBorders>
               <w:top w:val="single" w:color="BBBBBB" w:sz="1"/>
               <w:left w:val="single" w:color="BBBBBB" w:sz="1"/>
@@ -9752,21 +12038,31 @@
             </w:tcBorders>
             <w:shd w:fill="F2F2F2" w:val="clear"/>
             <w:tcMar>
-              <w:top w:type="dxa" w:w="60"/>
+              <w:top w:type="dxa" w:w="90"/>
               <w:left w:type="dxa" w:w="100"/>
-              <w:bottom w:type="dxa" w:w="60"/>
+              <w:bottom w:type="dxa" w:w="90"/>
               <w:right w:type="dxa" w:w="100"/>
+              <w:start w:w="90" w:type="dxa"/>
+              <w:end w:w="90" w:type="dxa"/>
             </w:tcMar>
+            <w:vAlign w:val="center"/>
           </w:tcPr>
           <w:p>
-            <w:r>
-              <w:rPr>
-                <w:b w:val="false"/>
-                <w:bCs w:val="false"/>
-                <w:sz w:val="18"/>
-                <w:szCs w:val="18"/>
-              </w:rPr>
-              <w:t xml:space="preserve">d4-d5 breaks, Greek-gift geometry, Qd3+Bc2 batteries, and the queenless-endgame torture branch.</w:t>
+            <w:pPr>
+              <w:spacing w:after="0"/>
+              <w:jc w:val="left"/>
+            </w:pPr>
+            <w:r>
+              <w:rPr>
+                <w:sz w:val="17"/>
+              </w:rPr>
+            </w:r>
+            <w:r>
+              <w:rPr>
+                <w:b w:val="0"/>
+                <w:sz w:val="17"/>
+              </w:rPr>
+              <w:t>High-value candidate family with zero Dino reps. Train the pawn-break and queenless-ending themes before deployment.</w:t>
             </w:r>
           </w:p>
         </w:tc>
@@ -9779,7 +12075,7 @@
     </w:p>
     <w:p>
       <w:r>
-        <w:t>Live-data validation (Lichess pull, 10 Jun 2026): the first scouting batch (GM Vignesh = Goodgoodchess, 83 games; IM Chan = Smirnov85, 49 games) was tagged against these six families in tournament_pool_2026.db. Headline confirmations: the Catalan/Réti Squeeze is double-edged — it is Vignesh's best family as White (10/10) but Chan's worst as Black (1-3); the Anti-Sicilian Counter-Package is mandatory prep against Vignesh (he now opens with the Rossolimo, 7/7 as White); and the Advance Caro-Kann wound generalizes (Vignesh lost both B12 Tal Variation games as Black), though Chan showed no online Caro at all — see the per-file scouting updates in Files 1 and 5. Rerun lichess_tournament_prep.py as the remaining seven handles are confirmed.</w:t>
+        <w:t>Seed-report validation (workspace refresh, June 14, 2026): the eight completed seed reports now supersede the early two-handle live-data paragraph. Use classical evidence first, then online/rapid as tendency context. The main field-wide repairs are Dino's Dragon sequence, zero practical Advance Caro reps, and zero IQP / Panov reps.</w:t>
       </w:r>
     </w:p>
     <w:p/>
@@ -9794,201 +12090,131 @@
     <w:p>
       <w:pPr>
         <w:pStyle w:val="ListParagraph"/>
-        <w:numPr>
-          <w:ilvl w:val="0"/>
-          <w:numId w:val="2"/>
-        </w:numPr>
         <w:spacing w:after="80"/>
-      </w:pPr>
-      <w:r>
-        <w:rPr>
-          <w:b/>
-          <w:bCs/>
-        </w:rPr>
-        <w:t xml:space="preserve">The Arlan audit (1 hour, do first):</w:t>
-      </w:r>
-      <w:r>
-        <w:t xml:space="preserve"> inventory every jointly analyzed line; sort the entire tree into compromised / clean. Deploy only clean lines against him.</w:t>
-      </w:r>
-    </w:p>
-    <w:p>
-      <w:pPr>
-        <w:pStyle w:val="ListParagraph"/>
-        <w:numPr>
-          <w:ilvl w:val="0"/>
-          <w:numId w:val="2"/>
-        </w:numPr>
+        <w:numPr>
+          <w:ilvl w:val="0"/>
+          <w:numId w:val="2"/>
+        </w:numPr>
+      </w:pPr>
+      <w:r>
+        <w:t>Dino Black repair gate (do first): the repeated Dragon sequence e4 c5 Nf3 d6 d4 cxd4 Nxd4 Nf6 produced three losses. Either repair it with concrete lines or keep it off the board.</w:t>
+      </w:r>
+    </w:p>
+    <w:p>
+      <w:pPr>
+        <w:pStyle w:val="ListParagraph"/>
         <w:spacing w:after="80"/>
-      </w:pPr>
-      <w:r>
-        <w:rPr>
-          <w:b/>
-          <w:bCs/>
-        </w:rPr>
-        <w:t xml:space="preserve">Advance Caro storm file (90 min + one review):</w:t>
-      </w:r>
-      <w:r>
-        <w:t xml:space="preserve"> the 7.e6! bomb cold to move 15; re-verify the ...Qxb2 poison branches. Serves three opponents.</w:t>
-      </w:r>
-    </w:p>
-    <w:p>
-      <w:pPr>
-        <w:pStyle w:val="ListParagraph"/>
-        <w:numPr>
-          <w:ilvl w:val="0"/>
-          <w:numId w:val="2"/>
-        </w:numPr>
+        <w:numPr>
+          <w:ilvl w:val="0"/>
+          <w:numId w:val="2"/>
+        </w:numPr>
+      </w:pPr>
+      <w:r>
+        <w:t>Advance Caro-Kann project: high-value against several files, but Dino has zero practical reps. Treat it as a trained project, not a surprise weapon.</w:t>
+      </w:r>
+    </w:p>
+    <w:p>
+      <w:pPr>
+        <w:pStyle w:val="ListParagraph"/>
         <w:spacing w:after="80"/>
-      </w:pPr>
-      <w:r>
-        <w:rPr>
-          <w:b/>
-          <w:bCs/>
-        </w:rPr>
-        <w:t xml:space="preserve">Mar del Plata race rules (one deep session):</w:t>
-      </w:r>
-      <w:r>
-        <w:t xml:space="preserve"> five training games from move 15 vs a ~2500-handicapped engine, alternating colors, until ...Rf7/...Bf8/...g4 timing is reflexive. Future-proofs against all the field’s 1.d4 players.</w:t>
-      </w:r>
-    </w:p>
-    <w:p>
-      <w:pPr>
-        <w:pStyle w:val="ListParagraph"/>
-        <w:numPr>
-          <w:ilvl w:val="0"/>
-          <w:numId w:val="2"/>
-        </w:numPr>
+        <w:numPr>
+          <w:ilvl w:val="0"/>
+          <w:numId w:val="2"/>
+        </w:numPr>
+      </w:pPr>
+      <w:r>
+        <w:t>IQP / Panov project: another zero-rep family for Dino. Drill d4-d5 breaks, Greek-gift geometry, and queenless IQP endings before using it as a target.</w:t>
+      </w:r>
+    </w:p>
+    <w:p>
+      <w:pPr>
+        <w:pStyle w:val="ListParagraph"/>
         <w:spacing w:after="80"/>
-      </w:pPr>
-      <w:r>
-        <w:rPr>
-          <w:b/>
-          <w:bCs/>
-        </w:rPr>
-        <w:t xml:space="preserve">Catalan tabiyas (ten training games):</w:t>
-      </w:r>
-      <w:r>
-        <w:t xml:space="preserve"> the Morris A1 closed-Catalan position after 12.Re1 — both the ...f6 punishments and the slow Nf1-e3 builds.</w:t>
-      </w:r>
-    </w:p>
-    <w:p>
-      <w:pPr>
-        <w:pStyle w:val="ListParagraph"/>
-        <w:numPr>
-          <w:ilvl w:val="0"/>
-          <w:numId w:val="2"/>
-        </w:numPr>
+        <w:numPr>
+          <w:ilvl w:val="0"/>
+          <w:numId w:val="2"/>
+        </w:numPr>
+      </w:pPr>
+      <w:r>
+        <w:t>Anti-Sicilian confidence maintenance: keep the Moscow, Rossolimo, and French KIA weapons sharp; they are Dino's best-scoring practical domain.</w:t>
+      </w:r>
+    </w:p>
+    <w:p>
+      <w:pPr>
+        <w:pStyle w:val="ListParagraph"/>
         <w:spacing w:after="80"/>
-      </w:pPr>
-      <w:r>
-        <w:rPr>
-          <w:b/>
-          <w:bCs/>
-        </w:rPr>
-        <w:t xml:space="preserve">Maróczy Bind discipline (three games):</w:t>
-      </w:r>
-      <w:r>
-        <w:t xml:space="preserve"> from the 15.Rab1 tabiya — focus on not hurrying; the bind wins by accumulation.</w:t>
-      </w:r>
-    </w:p>
-    <w:p>
-      <w:pPr>
-        <w:pStyle w:val="ListParagraph"/>
-        <w:numPr>
-          <w:ilvl w:val="0"/>
-          <w:numId w:val="2"/>
-        </w:numPr>
+        <w:numPr>
+          <w:ilvl w:val="0"/>
+          <w:numId w:val="2"/>
+        </w:numPr>
+      </w:pPr>
+      <w:r>
+        <w:t>Catalan / Reti squeeze lab: useful versus Vignesh, Morris, Tan, and Susilodinata only when Dino can reach it by a prepared move order.</w:t>
+      </w:r>
+    </w:p>
+    <w:p>
+      <w:pPr>
+        <w:pStyle w:val="ListParagraph"/>
         <w:spacing w:after="80"/>
-      </w:pPr>
-      <w:r>
-        <w:rPr>
-          <w:b/>
-          <w:bCs/>
-        </w:rPr>
-        <w:t xml:space="preserve">Fianchetto-Grünfeld file (2 hours):</w:t>
-      </w:r>
-      <w:r>
-        <w:t xml:space="preserve"> the 5...dxc4! line to move 12 including 6.Na3 c3!; doubles as the Thejkumar insurance upgrade.</w:t>
-      </w:r>
-    </w:p>
-    <w:p>
-      <w:pPr>
-        <w:pStyle w:val="ListParagraph"/>
-        <w:numPr>
-          <w:ilvl w:val="0"/>
-          <w:numId w:val="2"/>
-        </w:numPr>
+        <w:numPr>
+          <w:ilvl w:val="0"/>
+          <w:numId w:val="2"/>
+        </w:numPr>
+      </w:pPr>
+      <w:r>
+        <w:t>Fianchetto KID / Grunfeld Black file: deny clean g3 comfort against Chan and Ang; keep ...dxc4, Benoni, and Neo-Grunfeld choices concrete.</w:t>
+      </w:r>
+    </w:p>
+    <w:p>
+      <w:pPr>
+        <w:pStyle w:val="ListParagraph"/>
         <w:spacing w:after="80"/>
-      </w:pPr>
-      <w:r>
-        <w:rPr>
-          <w:b/>
-          <w:bCs/>
-        </w:rPr>
-        <w:t xml:space="preserve">Benoni e5-timing (one engine session):</w:t>
-      </w:r>
-      <w:r>
-        <w:t xml:space="preserve"> replay Bykov and Aczel vs Tan, flagging every moment e5 was threatened vs played.</w:t>
-      </w:r>
-    </w:p>
-    <w:p>
-      <w:pPr>
-        <w:pStyle w:val="ListParagraph"/>
-        <w:numPr>
-          <w:ilvl w:val="0"/>
-          <w:numId w:val="2"/>
-        </w:numPr>
+        <w:numPr>
+          <w:ilvl w:val="0"/>
+          <w:numId w:val="2"/>
+        </w:numPr>
+      </w:pPr>
+      <w:r>
+        <w:t>Thejkumar and Ang clock drills: prepare fresh middlegame problems by move 12. For Thejkumar, exploit inactivity; for Ang, respect the underrated junior risk.</w:t>
+      </w:r>
+    </w:p>
+    <w:p>
+      <w:pPr>
+        <w:pStyle w:val="ListParagraph"/>
         <w:spacing w:after="80"/>
-      </w:pPr>
-      <w:r>
-        <w:rPr>
-          <w:b/>
-          <w:bCs/>
-        </w:rPr>
-        <w:t xml:space="preserve">Panov motif set (2 hours):</w:t>
-      </w:r>
-      <w:r>
-        <w:t xml:space="preserve"> d5-breaks, Greek-gift geometry, the queenless endgame tabiya after 15.Nxd5.</w:t>
-      </w:r>
-    </w:p>
-    <w:p>
-      <w:pPr>
-        <w:pStyle w:val="ListParagraph"/>
-        <w:numPr>
-          <w:ilvl w:val="0"/>
-          <w:numId w:val="2"/>
-        </w:numPr>
+        <w:numPr>
+          <w:ilvl w:val="0"/>
+          <w:numId w:val="2"/>
+        </w:numPr>
+      </w:pPr>
+      <w:r>
+        <w:t>Rook-ending and drawing-defense block: Dino's own audit shows four drawing-defense failures; do not plan to outlast opponents until this is tightened.</w:t>
+      </w:r>
+    </w:p>
+    <w:p>
+      <w:pPr>
+        <w:pStyle w:val="ListParagraph"/>
         <w:spacing w:after="80"/>
-      </w:pPr>
-      <w:r>
-        <w:rPr>
-          <w:b/>
-          <w:bCs/>
-        </w:rPr>
-        <w:t xml:space="preserve">Vignesh flank tabiya (ten training games):</w:t>
-      </w:r>
-      <w:r>
-        <w:t xml:space="preserve"> the A1 squeeze after 12.Nc3; plus the Hedgehog clamp break-conditions (e5, Nd5).</w:t>
-      </w:r>
-    </w:p>
-    <w:p>
-      <w:pPr>
-        <w:pStyle w:val="ListParagraph"/>
-        <w:numPr>
-          <w:ilvl w:val="0"/>
-          <w:numId w:val="2"/>
-        </w:numPr>
+        <w:numPr>
+          <w:ilvl w:val="0"/>
+          <w:numId w:val="2"/>
+        </w:numPr>
+      </w:pPr>
+      <w:r>
+        <w:t>Daily seed-report cross-check: before each round, reread that opponent's Method &amp; Caveats and demote online-only or rapid-only signals unless classical evidence agrees.</w:t>
+      </w:r>
+    </w:p>
+    <w:p>
+      <w:pPr>
+        <w:pStyle w:val="ListParagraph"/>
         <w:spacing w:after="80"/>
-      </w:pPr>
-      <w:r>
-        <w:rPr>
-          <w:b/>
-          <w:bCs/>
-        </w:rPr>
-        <w:t xml:space="preserve">Austrian Attack sequencing (one session):</w:t>
-      </w:r>
-      <w:r>
-        <w:t xml:space="preserve"> from the 9.Qe1 tabiya — f5 vs Bh6 vs Ng5 move-order decides those games.</w:t>
+        <w:numPr>
+          <w:ilvl w:val="0"/>
+          <w:numId w:val="2"/>
+        </w:numPr>
+      </w:pPr>
+      <w:r>
+        <w:t>Arlan private-file audit: because he is Dino's coaching partner, use only clean private prep and avoid shared analysis memories.</w:t>
       </w:r>
     </w:p>
     <w:p>
@@ -10062,21 +12288,14 @@
     <w:p>
       <w:pPr>
         <w:pStyle w:val="ListParagraph"/>
-        <w:numPr>
-          <w:ilvl w:val="0"/>
-          <w:numId w:val="2"/>
-        </w:numPr>
         <w:spacing w:after="80"/>
-      </w:pPr>
-      <w:r>
-        <w:rPr>
-          <w:b/>
-          <w:bCs/>
-        </w:rPr>
-        <w:t xml:space="preserve">Live intel:</w:t>
-      </w:r>
-      <w:r>
-        <w:t xml:space="preserve"> round-robin scheduling means 5+ games of every opponent are visible before you face them. Weight live data heaviest for Ang (fastest improver) and Susilodinata (audible-dependent file).</w:t>
+        <w:numPr>
+          <w:ilvl w:val="0"/>
+          <w:numId w:val="2"/>
+        </w:numPr>
+      </w:pPr>
+      <w:r>
+        <w:t>Evidence precedence: if this manual and a seed report conflict, use the seed report's classical split and caveat as the latest read. Keep online and rapid data as tendency evidence only.</w:t>
       </w:r>
     </w:p>
     <w:sectPr>
